--- a/arb/docx/16.content.docx
+++ b/arb/docx/16.content.docx
@@ -22,7 +22,7 @@
         <w:rPr>
           <w:lang w:val="ar_AE" w:bidi="ar_AE"/>
         </w:rPr>
-        <w:t>Resource: ملاحظات الدراسة - مقدمات الكتب (تينديل)</w:t>
+        <w:t>Resource: Tyndale Open Study Notes</w:t>
       </w:r>
       <w:r>
         <w:rPr>
@@ -122,7 +122,7 @@
         <w:rPr>
           <w:lang w:val="ar_AE" w:bidi="ar_AE"/>
         </w:rPr>
-        <w:t>ملاحظات الدراسة - مقدمات الكتب (تينديل)</w:t>
+        <w:t>Tyndale Open Study Notes</w:t>
       </w:r>
     </w:p>
     <w:p>

--- a/arb/docx/16.content.docx
+++ b/arb/docx/16.content.docx
@@ -22,7 +22,7 @@
         <w:rPr>
           <w:lang w:val="ar_AE" w:bidi="ar_AE"/>
         </w:rPr>
-        <w:t>Resource: Tyndale Open Study Notes</w:t>
+        <w:t>Resource: Aquifer Open Study Notes (Book Intros)</w:t>
       </w:r>
       <w:r>
         <w:rPr>
@@ -122,7 +122,7 @@
         <w:rPr>
           <w:lang w:val="ar_AE" w:bidi="ar_AE"/>
         </w:rPr>
-        <w:t>Tyndale Open Study Notes</w:t>
+        <w:t>Aquifer Open Study Notes (Book Intros)</w:t>
       </w:r>
     </w:p>
     <w:p>

--- a/arb/docx/16.content.docx
+++ b/arb/docx/16.content.docx
@@ -9,6 +9,8 @@
       </w:pPr>
       <w:r>
         <w:rPr>
+          <w:rtl/>
+          <w:cs/>
           <w:lang w:val="ar_AE" w:bidi="ar_AE"/>
         </w:rPr>
       </w:r>
@@ -20,12 +22,16 @@
       </w:pPr>
       <w:r>
         <w:rPr>
+          <w:rtl/>
+          <w:cs/>
           <w:lang w:val="ar_AE" w:bidi="ar_AE"/>
         </w:rPr>
         <w:t>Resource: Aquifer Open Study Notes (Book Intros)</w:t>
       </w:r>
       <w:r>
         <w:rPr>
+          <w:rtl/>
+          <w:cs/>
           <w:lang w:val="ar_AE" w:bidi="ar_AE"/>
         </w:rPr>
       </w:r>
@@ -36,12 +42,16 @@
       </w:pPr>
       <w:r>
         <w:rPr>
+          <w:rtl/>
+          <w:cs/>
           <w:lang w:val="ar_AE" w:bidi="ar_AE"/>
         </w:rPr>
       </w:r>
       <w:r>
         <w:rPr>
           <w:b/>
+          <w:rtl/>
+          <w:cs/>
           <w:lang w:val="ar_AE" w:bidi="ar_AE"/>
         </w:rPr>
         <w:t>Aquifer Open Study Notes (Book Intros)</w:t>
@@ -53,35 +63,47 @@
       </w:pPr>
       <w:r>
         <w:rPr>
-          <w:lang w:val="ar_AE" w:bidi="ar_AE"/>
-        </w:rPr>
-      </w:r>
-      <w:r>
-        <w:rPr>
+          <w:rtl/>
+          <w:cs/>
+          <w:lang w:val="ar_AE" w:bidi="ar_AE"/>
+        </w:rPr>
+      </w:r>
+      <w:r>
+        <w:rPr>
+          <w:rtl/>
+          <w:cs/>
           <w:lang w:val="ar_AE" w:bidi="ar_AE"/>
         </w:rPr>
         <w:t xml:space="preserve">This work is an adaptation of </w:t>
       </w:r>
       <w:r>
         <w:rPr>
+          <w:rtl/>
+          <w:cs/>
           <w:lang w:val="ar_AE" w:bidi="ar_AE"/>
         </w:rPr>
         <w:t>Tyndale Open Study Notes</w:t>
       </w:r>
       <w:r>
         <w:rPr>
+          <w:rtl/>
+          <w:cs/>
           <w:lang w:val="ar_AE" w:bidi="ar_AE"/>
         </w:rPr>
         <w:t xml:space="preserve"> © 2023 Tyndale House Publishers, licensed under the CC BY-SA 4.0 license. The adaptation, </w:t>
       </w:r>
       <w:r>
         <w:rPr>
+          <w:rtl/>
+          <w:cs/>
           <w:lang w:val="ar_AE" w:bidi="ar_AE"/>
         </w:rPr>
         <w:t>Aquifer Open Study Notes</w:t>
       </w:r>
       <w:r>
         <w:rPr>
+          <w:rtl/>
+          <w:cs/>
           <w:lang w:val="ar_AE" w:bidi="ar_AE"/>
         </w:rPr>
         <w:t>, was created by Mission Mutual and is also licensed under CC BY-SA 4.0.</w:t>
@@ -93,22 +115,30 @@
       </w:pPr>
       <w:r>
         <w:rPr>
-          <w:lang w:val="ar_AE" w:bidi="ar_AE"/>
-        </w:rPr>
-      </w:r>
-      <w:r>
-        <w:rPr>
+          <w:rtl/>
+          <w:cs/>
+          <w:lang w:val="ar_AE" w:bidi="ar_AE"/>
+        </w:rPr>
+      </w:r>
+      <w:r>
+        <w:rPr>
+          <w:rtl/>
+          <w:cs/>
           <w:lang w:val="ar_AE" w:bidi="ar_AE"/>
         </w:rPr>
         <w:t>This resource has been adapted into multiple languages, including English, Tok Pisin, Arabic (عربي), French (Français), Hindi (हिंदी), Indonesian (Bahasa Indonesia), Portuguese (Português), Russian (Русский), Spanish (Español), Swahili (Kiswahili), and Simplified Chinese (简体中文).</w:t>
       </w:r>
       <w:r>
         <w:rPr>
-          <w:lang w:val="ar_AE" w:bidi="ar_AE"/>
-        </w:rPr>
-      </w:r>
-      <w:r>
-        <w:rPr>
+          <w:rtl/>
+          <w:cs/>
+          <w:lang w:val="ar_AE" w:bidi="ar_AE"/>
+        </w:rPr>
+      </w:r>
+      <w:r>
+        <w:rPr>
+          <w:rtl/>
+          <w:cs/>
           <w:lang w:val="ar_AE" w:bidi="ar_AE"/>
         </w:rPr>
       </w:r>
@@ -120,6 +150,8 @@
       </w:pPr>
       <w:r>
         <w:rPr>
+          <w:rtl/>
+          <w:cs/>
           <w:lang w:val="ar_AE" w:bidi="ar_AE"/>
         </w:rPr>
         <w:t>Aquifer Open Study Notes (Book Intros)</w:t>
@@ -149,6 +181,8 @@
       </w:pPr>
       <w:r>
         <w:rPr>
+          <w:rtl/>
+          <w:cs/>
           <w:lang w:val="ar_AE" w:bidi="ar_AE"/>
         </w:rPr>
       </w:r>
@@ -160,12 +194,16 @@
       </w:pPr>
       <w:r>
         <w:rPr>
+          <w:rtl/>
+          <w:cs/>
           <w:lang w:val="ar_AE" w:bidi="ar_AE"/>
         </w:rPr>
         <w:t>NEH</w:t>
       </w:r>
       <w:r>
         <w:rPr>
+          <w:rtl/>
+          <w:cs/>
           <w:lang w:val="ar_AE" w:bidi="ar_AE"/>
         </w:rPr>
       </w:r>
@@ -176,22 +214,30 @@
       </w:pPr>
       <w:r>
         <w:rPr>
-          <w:lang w:val="ar_AE" w:bidi="ar_AE"/>
-        </w:rPr>
-      </w:r>
-      <w:r>
-        <w:rPr>
+          <w:rtl/>
+          <w:cs/>
+          <w:lang w:val="ar_AE" w:bidi="ar_AE"/>
+        </w:rPr>
+      </w:r>
+      <w:r>
+        <w:rPr>
+          <w:rtl/>
+          <w:cs/>
           <w:lang w:val="ar_AE" w:bidi="ar_AE"/>
         </w:rPr>
         <w:t xml:space="preserve"> </w:t>
       </w:r>
       <w:r>
         <w:rPr>
-          <w:lang w:val="ar_AE" w:bidi="ar_AE"/>
-        </w:rPr>
-      </w:r>
-      <w:r>
-        <w:rPr>
+          <w:rtl/>
+          <w:cs/>
+          <w:lang w:val="ar_AE" w:bidi="ar_AE"/>
+        </w:rPr>
+      </w:r>
+      <w:r>
+        <w:rPr>
+          <w:rtl/>
+          <w:cs/>
           <w:lang w:val="ar_AE" w:bidi="ar_AE"/>
         </w:rPr>
       </w:r>
@@ -217,6 +263,8 @@
       </w:pPr>
       <w:r>
         <w:rPr>
+          <w:rtl/>
+          <w:cs/>
           <w:lang w:val="ar_AE" w:bidi="ar_AE"/>
         </w:rPr>
       </w:r>
@@ -228,12 +276,16 @@
       </w:pPr>
       <w:r>
         <w:rPr>
+          <w:rtl/>
+          <w:cs/>
           <w:lang w:val="ar_AE" w:bidi="ar_AE"/>
         </w:rPr>
         <w:t>سِفر نحميا</w:t>
       </w:r>
       <w:r>
         <w:rPr>
+          <w:rtl/>
+          <w:cs/>
           <w:lang w:val="ar_AE" w:bidi="ar_AE"/>
         </w:rPr>
       </w:r>
@@ -244,11 +296,15 @@
       </w:pPr>
       <w:r>
         <w:rPr>
-          <w:lang w:val="ar_AE" w:bidi="ar_AE"/>
-        </w:rPr>
-      </w:r>
-      <w:r>
-        <w:rPr>
+          <w:rtl/>
+          <w:cs/>
+          <w:lang w:val="ar_AE" w:bidi="ar_AE"/>
+        </w:rPr>
+      </w:r>
+      <w:r>
+        <w:rPr>
+          <w:rtl/>
+          <w:cs/>
           <w:lang w:val="ar_AE" w:bidi="ar_AE"/>
         </w:rPr>
         <w:t>ترك نحميا وظيفة مريحة بصفته معاونًا لملك فارس من أجل مساعدة شعب أورشليم المُحبَط. تضمَّن عمله الجديد تحفيز الناس على إعادة بناء أسوار المدينة بالرغْم من معارضة جيرانهم. لم يقتصر عمَل نحميا على البناء بالطوب والملاط فقط، بل توسط أيضًا في أزمة مالية وبدأ إصلاحات دينية بمساعدة عزرا الكاتب وأعاد تنظيم المسؤوليات المدنية في أورشليم. أظهر نحميا إمكانية أنْ يحقق خدام الله النجاح بالإيمان والصلاة والنزاهة بمعونة الرب.</w:t>
@@ -261,6 +317,8 @@
       </w:pPr>
       <w:r>
         <w:rPr>
+          <w:rtl/>
+          <w:cs/>
           <w:lang w:val="ar_AE" w:bidi="ar_AE"/>
         </w:rPr>
         <w:t>أحداث وخلفيات السِفر</w:t>
@@ -272,11 +330,15 @@
       </w:pPr>
       <w:r>
         <w:rPr>
-          <w:lang w:val="ar_AE" w:bidi="ar_AE"/>
-        </w:rPr>
-      </w:r>
-      <w:r>
-        <w:rPr>
+          <w:rtl/>
+          <w:cs/>
+          <w:lang w:val="ar_AE" w:bidi="ar_AE"/>
+        </w:rPr>
+      </w:r>
+      <w:r>
+        <w:rPr>
+          <w:rtl/>
+          <w:cs/>
           <w:lang w:val="ar_AE" w:bidi="ar_AE"/>
         </w:rPr>
         <w:t>بعد أن قضى اليهود عدة عقود في السبي في بابل، ألهم الله الملك الفارسي كورَش لإصدار مرسوم في عام 538 ق.م. يسمح لهم بالعودة إلى وطنهم لإعادة بناء هيكلهم المقدس (</w:t>
@@ -284,6 +346,8 @@
       <w:hyperlink r:id="rId13">
         <w:r>
           <w:rPr>
+            <w:rtl/>
+            <w:cs/>
             <w:lang w:val="ar_AE" w:bidi="ar_AE"/>
           </w:rPr>
           <w:rPr>
@@ -295,6 +359,8 @@
       </w:hyperlink>
       <w:r>
         <w:rPr>
+          <w:rtl/>
+          <w:cs/>
           <w:lang w:val="ar_AE" w:bidi="ar_AE"/>
         </w:rPr>
         <w:t>). عاد حوالي خمسين ألف شخص إلى أورشليم في ذلك الوقت. بعد وصولهم، بنوا مذبحًا وعبدوا الله بفرح (</w:t>
@@ -302,6 +368,8 @@
       <w:hyperlink r:id="rId14">
         <w:r>
           <w:rPr>
+            <w:rtl/>
+            <w:cs/>
             <w:lang w:val="ar_AE" w:bidi="ar_AE"/>
           </w:rPr>
           <w:rPr>
@@ -313,6 +381,8 @@
       </w:hyperlink>
       <w:r>
         <w:rPr>
+          <w:rtl/>
+          <w:cs/>
           <w:lang w:val="ar_AE" w:bidi="ar_AE"/>
         </w:rPr>
         <w:t>).</w:t>
@@ -324,11 +394,15 @@
       </w:pPr>
       <w:r>
         <w:rPr>
-          <w:lang w:val="ar_AE" w:bidi="ar_AE"/>
-        </w:rPr>
-      </w:r>
-      <w:r>
-        <w:rPr>
+          <w:rtl/>
+          <w:cs/>
+          <w:lang w:val="ar_AE" w:bidi="ar_AE"/>
+        </w:rPr>
+      </w:r>
+      <w:r>
+        <w:rPr>
+          <w:rtl/>
+          <w:cs/>
           <w:lang w:val="ar_AE" w:bidi="ar_AE"/>
         </w:rPr>
         <w:t>عندما بدأ اليهود في إعادة بناء بقية الهيكل، تعرضوا للتهديد من قبل السكان المحليين الذين استقروا في المنطقة. حوَّل هؤلاء المعارضين السلطات الفارسية ضد اليهود (</w:t>
@@ -336,6 +410,8 @@
       <w:hyperlink r:id="rId15">
         <w:r>
           <w:rPr>
+            <w:rtl/>
+            <w:cs/>
             <w:lang w:val="ar_AE" w:bidi="ar_AE"/>
           </w:rPr>
           <w:rPr>
@@ -347,6 +423,8 @@
       </w:hyperlink>
       <w:r>
         <w:rPr>
+          <w:rtl/>
+          <w:cs/>
           <w:lang w:val="ar_AE" w:bidi="ar_AE"/>
         </w:rPr>
         <w:t>). بعد خمسة عشر عامًا من الإحباط، استؤنف العمل في الهيكل خلال حكم داريوس الأول (521–486 قبل الميلاد) وذلك بفضل التشجيع النبوي لحجَّي وزكريّا (</w:t>
@@ -354,6 +432,8 @@
       <w:hyperlink r:id="rId16">
         <w:r>
           <w:rPr>
+            <w:rtl/>
+            <w:cs/>
             <w:lang w:val="ar_AE" w:bidi="ar_AE"/>
           </w:rPr>
           <w:rPr>
@@ -365,6 +445,8 @@
       </w:hyperlink>
       <w:r>
         <w:rPr>
+          <w:rtl/>
+          <w:cs/>
           <w:lang w:val="ar_AE" w:bidi="ar_AE"/>
         </w:rPr>
         <w:t>). هذه المرة، قدَّم الفرس دعمًا كاملًا لإعادة بناء الهيكل (</w:t>
@@ -372,6 +454,8 @@
       <w:hyperlink r:id="rId17">
         <w:r>
           <w:rPr>
+            <w:rtl/>
+            <w:cs/>
             <w:lang w:val="ar_AE" w:bidi="ar_AE"/>
           </w:rPr>
           <w:rPr>
@@ -383,6 +467,8 @@
       </w:hyperlink>
       <w:r>
         <w:rPr>
+          <w:rtl/>
+          <w:cs/>
           <w:lang w:val="ar_AE" w:bidi="ar_AE"/>
         </w:rPr>
         <w:t>).</w:t>
@@ -394,11 +480,15 @@
       </w:pPr>
       <w:r>
         <w:rPr>
-          <w:lang w:val="ar_AE" w:bidi="ar_AE"/>
-        </w:rPr>
-      </w:r>
-      <w:r>
-        <w:rPr>
+          <w:rtl/>
+          <w:cs/>
+          <w:lang w:val="ar_AE" w:bidi="ar_AE"/>
+        </w:rPr>
+      </w:r>
+      <w:r>
+        <w:rPr>
+          <w:rtl/>
+          <w:cs/>
           <w:lang w:val="ar_AE" w:bidi="ar_AE"/>
         </w:rPr>
         <w:t>بعد ستين عامًا تقريبًا، في عام 458 ق.م.، جلبَ عزرا الكاتب مجموعة من عدة آلاف من اليهود إلى أورشليم (</w:t>
@@ -406,6 +496,8 @@
       <w:hyperlink r:id="rId18">
         <w:r>
           <w:rPr>
+            <w:rtl/>
+            <w:cs/>
             <w:lang w:val="ar_AE" w:bidi="ar_AE"/>
           </w:rPr>
           <w:rPr>
@@ -417,6 +509,8 @@
       </w:hyperlink>
       <w:r>
         <w:rPr>
+          <w:rtl/>
+          <w:cs/>
           <w:lang w:val="ar_AE" w:bidi="ar_AE"/>
         </w:rPr>
         <w:t>). سرعان ما اكتشف أن بعض القادة والكهنة قد تزوجوا نساء تعبُدن الأوثان. رأى عزرا في ذلك تهديدًا لوحدة ونقاء الأمة، وكان يعلم أن هذا سيؤدي في النهاية إلى سبي آخر من الأرض (</w:t>
@@ -424,6 +518,8 @@
       <w:hyperlink r:id="rId19">
         <w:r>
           <w:rPr>
+            <w:rtl/>
+            <w:cs/>
             <w:lang w:val="ar_AE" w:bidi="ar_AE"/>
           </w:rPr>
           <w:rPr>
@@ -435,18 +531,24 @@
       </w:hyperlink>
       <w:r>
         <w:rPr>
+          <w:rtl/>
+          <w:cs/>
           <w:lang w:val="ar_AE" w:bidi="ar_AE"/>
         </w:rPr>
         <w:t xml:space="preserve">). بعد صلاة عزرا المؤثِّرة التي اعترف فيها بخطاياهم، اتفق معظم الناس على أن الزواج المختلط كان فعلًا </w:t>
       </w:r>
       <w:r>
         <w:rPr>
+          <w:rtl/>
+          <w:cs/>
           <w:lang w:val="ar_AE" w:bidi="ar_AE"/>
         </w:rPr>
         <w:t>خاطئًا</w:t>
       </w:r>
       <w:r>
         <w:rPr>
+          <w:rtl/>
+          <w:cs/>
           <w:lang w:val="ar_AE" w:bidi="ar_AE"/>
         </w:rPr>
         <w:t>.</w:t>
@@ -458,11 +560,15 @@
       </w:pPr>
       <w:r>
         <w:rPr>
-          <w:lang w:val="ar_AE" w:bidi="ar_AE"/>
-        </w:rPr>
-      </w:r>
-      <w:r>
-        <w:rPr>
+          <w:rtl/>
+          <w:cs/>
+          <w:lang w:val="ar_AE" w:bidi="ar_AE"/>
+        </w:rPr>
+      </w:r>
+      <w:r>
+        <w:rPr>
+          <w:rtl/>
+          <w:cs/>
           <w:lang w:val="ar_AE" w:bidi="ar_AE"/>
         </w:rPr>
         <w:t>لم يتمكن عزرا من حل جميع المشكلات في أورشليم. فلم تكن المدينة آمنة بعد، حيث لم يُكتمل بناء الأسوار والأبواب. وكان كثير من الأعداء لا يزالون معارضين وجودهم في أورشليم. وكانوا بحاجة إلى قائد مدني قوي يساعدهم في الحفاظ على الاستقلال والنشاط الاقتصادي والأمن وقدسية أورشليم. فأرسل الله قائدًا جديدًا هو نحميا، لمعالجة هذه القضايا.</w:t>
@@ -475,6 +581,8 @@
       </w:pPr>
       <w:r>
         <w:rPr>
+          <w:rtl/>
+          <w:cs/>
           <w:lang w:val="ar_AE" w:bidi="ar_AE"/>
         </w:rPr>
         <w:t>الخُلاصة</w:t>
@@ -486,11 +594,15 @@
       </w:pPr>
       <w:r>
         <w:rPr>
-          <w:lang w:val="ar_AE" w:bidi="ar_AE"/>
-        </w:rPr>
-      </w:r>
-      <w:r>
-        <w:rPr>
+          <w:rtl/>
+          <w:cs/>
+          <w:lang w:val="ar_AE" w:bidi="ar_AE"/>
+        </w:rPr>
+      </w:r>
+      <w:r>
+        <w:rPr>
+          <w:rtl/>
+          <w:cs/>
           <w:lang w:val="ar_AE" w:bidi="ar_AE"/>
         </w:rPr>
         <w:t>يتتبع سِفر نحميا الأحداث من عام 445 قبل الميلاد تقريبًا، في السنة العشرين لأرتحششتا الأول (</w:t>
@@ -498,6 +610,8 @@
       <w:hyperlink r:id="rId20">
         <w:r>
           <w:rPr>
+            <w:rtl/>
+            <w:cs/>
             <w:lang w:val="ar_AE" w:bidi="ar_AE"/>
           </w:rPr>
           <w:rPr>
@@ -509,6 +623,8 @@
       </w:hyperlink>
       <w:r>
         <w:rPr>
+          <w:rtl/>
+          <w:cs/>
           <w:lang w:val="ar_AE" w:bidi="ar_AE"/>
         </w:rPr>
         <w:t>) حتى ما بعد عام 432 قبل الميلاد، في السنة الثانية والثلاثين لأرتحششتا (</w:t>
@@ -516,6 +632,8 @@
       <w:hyperlink r:id="rId21">
         <w:r>
           <w:rPr>
+            <w:rtl/>
+            <w:cs/>
             <w:lang w:val="ar_AE" w:bidi="ar_AE"/>
           </w:rPr>
           <w:rPr>
@@ -527,6 +645,8 @@
       </w:hyperlink>
       <w:r>
         <w:rPr>
+          <w:rtl/>
+          <w:cs/>
           <w:lang w:val="ar_AE" w:bidi="ar_AE"/>
         </w:rPr>
         <w:t>).</w:t>
@@ -538,11 +658,15 @@
       </w:pPr>
       <w:r>
         <w:rPr>
-          <w:lang w:val="ar_AE" w:bidi="ar_AE"/>
-        </w:rPr>
-      </w:r>
-      <w:r>
-        <w:rPr>
+          <w:rtl/>
+          <w:cs/>
+          <w:lang w:val="ar_AE" w:bidi="ar_AE"/>
+        </w:rPr>
+      </w:r>
+      <w:r>
+        <w:rPr>
+          <w:rtl/>
+          <w:cs/>
           <w:lang w:val="ar_AE" w:bidi="ar_AE"/>
         </w:rPr>
         <w:t>كان نحميا ساقي الملك أرتحششتا في فارس (</w:t>
@@ -550,6 +674,8 @@
       <w:hyperlink r:id="rId22">
         <w:r>
           <w:rPr>
+            <w:rtl/>
+            <w:cs/>
             <w:lang w:val="ar_AE" w:bidi="ar_AE"/>
           </w:rPr>
           <w:rPr>
@@ -561,6 +687,8 @@
       </w:hyperlink>
       <w:r>
         <w:rPr>
+          <w:rtl/>
+          <w:cs/>
           <w:lang w:val="ar_AE" w:bidi="ar_AE"/>
         </w:rPr>
         <w:t>). عندما علِم نحميا بحالة أورشليم المدمرة (</w:t>
@@ -568,6 +696,8 @@
       <w:hyperlink r:id="rId23">
         <w:r>
           <w:rPr>
+            <w:rtl/>
+            <w:cs/>
             <w:lang w:val="ar_AE" w:bidi="ar_AE"/>
           </w:rPr>
           <w:rPr>
@@ -579,6 +709,8 @@
       </w:hyperlink>
       <w:r>
         <w:rPr>
+          <w:rtl/>
+          <w:cs/>
           <w:lang w:val="ar_AE" w:bidi="ar_AE"/>
         </w:rPr>
         <w:t xml:space="preserve">)، صلَّى بجدية لطلب مساعدة الله. جاءت إجابة الله مِن خلال أرتحششتا، الذي أرسل نحميا إلى يهوذا لإعادة بناء أسوار أورشليم (الإصحاح </w:t>
@@ -586,6 +718,8 @@
       <w:hyperlink r:id="rId24">
         <w:r>
           <w:rPr>
+            <w:rtl/>
+            <w:cs/>
             <w:lang w:val="ar_AE" w:bidi="ar_AE"/>
           </w:rPr>
           <w:rPr>
@@ -597,6 +731,8 @@
       </w:hyperlink>
       <w:r>
         <w:rPr>
+          <w:rtl/>
+          <w:cs/>
           <w:lang w:val="ar_AE" w:bidi="ar_AE"/>
         </w:rPr>
         <w:t>). نظَّم نحميا الناس وحفَّزهم وقادهم بشجاعة ونزاهة خلال أوقات المقاومة من الأعداء الخارجيين (</w:t>
@@ -604,6 +740,8 @@
       <w:hyperlink r:id="rId25">
         <w:r>
           <w:rPr>
+            <w:rtl/>
+            <w:cs/>
             <w:lang w:val="ar_AE" w:bidi="ar_AE"/>
           </w:rPr>
           <w:rPr>
@@ -615,6 +753,8 @@
       </w:hyperlink>
       <w:r>
         <w:rPr>
+          <w:rtl/>
+          <w:cs/>
           <w:lang w:val="ar_AE" w:bidi="ar_AE"/>
         </w:rPr>
         <w:t xml:space="preserve"> </w:t>
@@ -622,6 +762,8 @@
       <w:hyperlink r:id="rId26">
         <w:r>
           <w:rPr>
+            <w:rtl/>
+            <w:cs/>
             <w:lang w:val="ar_AE" w:bidi="ar_AE"/>
           </w:rPr>
           <w:rPr>
@@ -633,6 +775,8 @@
       </w:hyperlink>
       <w:r>
         <w:rPr>
+          <w:rtl/>
+          <w:cs/>
           <w:lang w:val="ar_AE" w:bidi="ar_AE"/>
         </w:rPr>
         <w:t xml:space="preserve">) والصراع داخل المجتمع (الإصحاح </w:t>
@@ -640,6 +784,8 @@
       <w:hyperlink r:id="rId27">
         <w:r>
           <w:rPr>
+            <w:rtl/>
+            <w:cs/>
             <w:lang w:val="ar_AE" w:bidi="ar_AE"/>
           </w:rPr>
           <w:rPr>
@@ -651,6 +797,8 @@
       </w:hyperlink>
       <w:r>
         <w:rPr>
+          <w:rtl/>
+          <w:cs/>
           <w:lang w:val="ar_AE" w:bidi="ar_AE"/>
         </w:rPr>
         <w:t>). بالرغم من المعارضة القوية (</w:t>
@@ -658,6 +806,8 @@
       <w:hyperlink r:id="rId28">
         <w:r>
           <w:rPr>
+            <w:rtl/>
+            <w:cs/>
             <w:lang w:val="ar_AE" w:bidi="ar_AE"/>
           </w:rPr>
           <w:rPr>
@@ -669,6 +819,8 @@
       </w:hyperlink>
       <w:r>
         <w:rPr>
+          <w:rtl/>
+          <w:cs/>
           <w:lang w:val="ar_AE" w:bidi="ar_AE"/>
         </w:rPr>
         <w:t>)، تحت قيادة نحميا أعاد الناس بناء أسوار أورشليم في اثنين وخمسين يومًا فقط (</w:t>
@@ -676,6 +828,8 @@
       <w:hyperlink r:id="rId29">
         <w:r>
           <w:rPr>
+            <w:rtl/>
+            <w:cs/>
             <w:lang w:val="ar_AE" w:bidi="ar_AE"/>
           </w:rPr>
           <w:rPr>
@@ -687,6 +841,8 @@
       </w:hyperlink>
       <w:r>
         <w:rPr>
+          <w:rtl/>
+          <w:cs/>
           <w:lang w:val="ar_AE" w:bidi="ar_AE"/>
         </w:rPr>
         <w:t>).</w:t>
@@ -698,11 +854,15 @@
       </w:pPr>
       <w:r>
         <w:rPr>
-          <w:lang w:val="ar_AE" w:bidi="ar_AE"/>
-        </w:rPr>
-      </w:r>
-      <w:r>
-        <w:rPr>
+          <w:rtl/>
+          <w:cs/>
+          <w:lang w:val="ar_AE" w:bidi="ar_AE"/>
+        </w:rPr>
+      </w:r>
+      <w:r>
+        <w:rPr>
+          <w:rtl/>
+          <w:cs/>
           <w:lang w:val="ar_AE" w:bidi="ar_AE"/>
         </w:rPr>
         <w:t>بعد الانتهاء من بناء الأسوار، يركز السرد على الإصلاحات الدينية التي قادها عزرا ونحميا (</w:t>
@@ -710,6 +870,8 @@
       <w:hyperlink r:id="rId30">
         <w:r>
           <w:rPr>
+            <w:rtl/>
+            <w:cs/>
             <w:lang w:val="ar_AE" w:bidi="ar_AE"/>
           </w:rPr>
           <w:rPr>
@@ -721,6 +883,8 @@
       </w:hyperlink>
       <w:r>
         <w:rPr>
+          <w:rtl/>
+          <w:cs/>
           <w:lang w:val="ar_AE" w:bidi="ar_AE"/>
         </w:rPr>
         <w:t>). في عيد المظال السنوي، قرأ عزرا للجمع من أسفار موسى (</w:t>
@@ -728,6 +892,8 @@
       <w:hyperlink r:id="rId31">
         <w:r>
           <w:rPr>
+            <w:rtl/>
+            <w:cs/>
             <w:lang w:val="ar_AE" w:bidi="ar_AE"/>
           </w:rPr>
           <w:rPr>
@@ -739,6 +905,8 @@
       </w:hyperlink>
       <w:r>
         <w:rPr>
+          <w:rtl/>
+          <w:cs/>
           <w:lang w:val="ar_AE" w:bidi="ar_AE"/>
         </w:rPr>
         <w:t>)، مما أدى إلى نهضة وصلاة اعتراف طويلة (</w:t>
@@ -746,6 +914,8 @@
       <w:hyperlink r:id="rId32">
         <w:r>
           <w:rPr>
+            <w:rtl/>
+            <w:cs/>
             <w:lang w:val="ar_AE" w:bidi="ar_AE"/>
           </w:rPr>
           <w:rPr>
@@ -757,6 +927,8 @@
       </w:hyperlink>
       <w:r>
         <w:rPr>
+          <w:rtl/>
+          <w:cs/>
           <w:lang w:val="ar_AE" w:bidi="ar_AE"/>
         </w:rPr>
         <w:t>). خلال هذه النهضة، التزم الإسرائيليون بعدم الزواج من الأجنبيات وعدم تدنيس السبت (</w:t>
@@ -764,6 +936,8 @@
       <w:hyperlink r:id="rId33">
         <w:r>
           <w:rPr>
+            <w:rtl/>
+            <w:cs/>
             <w:lang w:val="ar_AE" w:bidi="ar_AE"/>
           </w:rPr>
           <w:rPr>
@@ -775,6 +949,8 @@
       </w:hyperlink>
       <w:r>
         <w:rPr>
+          <w:rtl/>
+          <w:cs/>
           <w:lang w:val="ar_AE" w:bidi="ar_AE"/>
         </w:rPr>
         <w:t>).</w:t>
@@ -786,11 +962,15 @@
       </w:pPr>
       <w:r>
         <w:rPr>
-          <w:lang w:val="ar_AE" w:bidi="ar_AE"/>
-        </w:rPr>
-      </w:r>
-      <w:r>
-        <w:rPr>
+          <w:rtl/>
+          <w:cs/>
+          <w:lang w:val="ar_AE" w:bidi="ar_AE"/>
+        </w:rPr>
+      </w:r>
+      <w:r>
+        <w:rPr>
+          <w:rtl/>
+          <w:cs/>
           <w:lang w:val="ar_AE" w:bidi="ar_AE"/>
         </w:rPr>
         <w:t xml:space="preserve">يصف القسم الأخير من السِفر (الإصحاح </w:t>
@@ -798,6 +978,8 @@
       <w:hyperlink r:id="rId34">
         <w:r>
           <w:rPr>
+            <w:rtl/>
+            <w:cs/>
             <w:lang w:val="ar_AE" w:bidi="ar_AE"/>
           </w:rPr>
           <w:rPr>
@@ -809,6 +991,8 @@
       </w:hyperlink>
       <w:r>
         <w:rPr>
+          <w:rtl/>
+          <w:cs/>
           <w:lang w:val="ar_AE" w:bidi="ar_AE"/>
         </w:rPr>
         <w:t>) جهود نحميا المدنية لإعادة توطين المزيد من الناس في أورشليم (</w:t>
@@ -816,6 +1000,8 @@
       <w:hyperlink r:id="rId35">
         <w:r>
           <w:rPr>
+            <w:rtl/>
+            <w:cs/>
             <w:lang w:val="ar_AE" w:bidi="ar_AE"/>
           </w:rPr>
           <w:rPr>
@@ -827,6 +1013,8 @@
       </w:hyperlink>
       <w:r>
         <w:rPr>
+          <w:rtl/>
+          <w:cs/>
           <w:lang w:val="ar_AE" w:bidi="ar_AE"/>
         </w:rPr>
         <w:t>) وتكريس أسوار أورشليم (</w:t>
@@ -834,6 +1022,8 @@
       <w:hyperlink r:id="rId36">
         <w:r>
           <w:rPr>
+            <w:rtl/>
+            <w:cs/>
             <w:lang w:val="ar_AE" w:bidi="ar_AE"/>
           </w:rPr>
           <w:rPr>
@@ -845,6 +1035,8 @@
       </w:hyperlink>
       <w:r>
         <w:rPr>
+          <w:rtl/>
+          <w:cs/>
           <w:lang w:val="ar_AE" w:bidi="ar_AE"/>
         </w:rPr>
         <w:t>) وتنظيم حُراس البوابات وخُدام مخزن الهيكل (</w:t>
@@ -852,6 +1044,8 @@
       <w:hyperlink r:id="rId37">
         <w:r>
           <w:rPr>
+            <w:rtl/>
+            <w:cs/>
             <w:lang w:val="ar_AE" w:bidi="ar_AE"/>
           </w:rPr>
           <w:rPr>
@@ -863,6 +1057,8 @@
       </w:hyperlink>
       <w:r>
         <w:rPr>
+          <w:rtl/>
+          <w:cs/>
           <w:lang w:val="ar_AE" w:bidi="ar_AE"/>
         </w:rPr>
         <w:t>). بعد مدّة من الغياب، عاد نحميا إلى أورشليم (</w:t>
@@ -870,6 +1066,8 @@
       <w:hyperlink r:id="rId21">
         <w:r>
           <w:rPr>
+            <w:rtl/>
+            <w:cs/>
             <w:lang w:val="ar_AE" w:bidi="ar_AE"/>
           </w:rPr>
           <w:rPr>
@@ -881,6 +1079,8 @@
       </w:hyperlink>
       <w:r>
         <w:rPr>
+          <w:rtl/>
+          <w:cs/>
           <w:lang w:val="ar_AE" w:bidi="ar_AE"/>
         </w:rPr>
         <w:t>). عند وصوله، اتخذ تدابير لضمان طهارة الهيكل، وواجه الناس مرة أخرى بشأن السبت والزواج المختلط مِمَّن يعبدون آلهة أخرى (</w:t>
@@ -888,6 +1088,8 @@
       <w:hyperlink r:id="rId38">
         <w:r>
           <w:rPr>
+            <w:rtl/>
+            <w:cs/>
             <w:lang w:val="ar_AE" w:bidi="ar_AE"/>
           </w:rPr>
           <w:rPr>
@@ -899,6 +1101,8 @@
       </w:hyperlink>
       <w:r>
         <w:rPr>
+          <w:rtl/>
+          <w:cs/>
           <w:lang w:val="ar_AE" w:bidi="ar_AE"/>
         </w:rPr>
         <w:t>).</w:t>
@@ -911,6 +1115,8 @@
       </w:pPr>
       <w:r>
         <w:rPr>
+          <w:rtl/>
+          <w:cs/>
           <w:lang w:val="ar_AE" w:bidi="ar_AE"/>
         </w:rPr>
         <w:t>كاتِب السِفر</w:t>
@@ -922,11 +1128,15 @@
       </w:pPr>
       <w:r>
         <w:rPr>
-          <w:lang w:val="ar_AE" w:bidi="ar_AE"/>
-        </w:rPr>
-      </w:r>
-      <w:r>
-        <w:rPr>
+          <w:rtl/>
+          <w:cs/>
+          <w:lang w:val="ar_AE" w:bidi="ar_AE"/>
+        </w:rPr>
+      </w:r>
+      <w:r>
+        <w:rPr>
+          <w:rtl/>
+          <w:cs/>
           <w:lang w:val="ar_AE" w:bidi="ar_AE"/>
         </w:rPr>
         <w:t>لا يحدد السِفر ذاته مؤلفه. يشير التَّلْمُود (</w:t>
@@ -934,12 +1144,16 @@
       <w:r>
         <w:rPr>
           <w:i/>
+          <w:rtl/>
+          <w:cs/>
           <w:lang w:val="ar_AE" w:bidi="ar_AE"/>
         </w:rPr>
         <w:t xml:space="preserve">بابا باترَا </w:t>
       </w:r>
       <w:r>
         <w:rPr>
+          <w:rtl/>
+          <w:cs/>
           <w:lang w:val="ar_AE" w:bidi="ar_AE"/>
         </w:rPr>
         <w:t xml:space="preserve">15أ) إلى أنَّ عزرا هو كاتب كلٍّ من عزرا ونحميا وهذه الاحتمالية هي الأكثر ترجيحًا. كانت الإصحاحات </w:t>
@@ -947,6 +1161,8 @@
       <w:hyperlink r:id="rId39">
         <w:r>
           <w:rPr>
+            <w:rtl/>
+            <w:cs/>
             <w:lang w:val="ar_AE" w:bidi="ar_AE"/>
           </w:rPr>
           <w:rPr>
@@ -958,6 +1174,8 @@
       </w:hyperlink>
       <w:r>
         <w:rPr>
+          <w:rtl/>
+          <w:cs/>
           <w:lang w:val="ar_AE" w:bidi="ar_AE"/>
         </w:rPr>
         <w:t xml:space="preserve"> مُستمدة على الأرجح من مذكرات عزرا الخاصة. قام عزرا أيضًا بملاءمة وترتيب مجموعة متنوعة من النصوص لتناسب أهدافه، ويبدو أنه شمل مذكرات نحميا وتقاريره إلى البلاط الفارسي بشأن التقدُّم في مشروع إعادة الإعمار في أورشليم (</w:t>
@@ -965,6 +1183,8 @@
       <w:hyperlink r:id="rId40">
         <w:r>
           <w:rPr>
+            <w:rtl/>
+            <w:cs/>
             <w:lang w:val="ar_AE" w:bidi="ar_AE"/>
           </w:rPr>
           <w:rPr>
@@ -976,6 +1196,8 @@
       </w:hyperlink>
       <w:r>
         <w:rPr>
+          <w:rtl/>
+          <w:cs/>
           <w:lang w:val="ar_AE" w:bidi="ar_AE"/>
         </w:rPr>
         <w:t xml:space="preserve"> و</w:t>
@@ -983,6 +1205,8 @@
       <w:hyperlink r:id="rId34">
         <w:r>
           <w:rPr>
+            <w:rtl/>
+            <w:cs/>
             <w:lang w:val="ar_AE" w:bidi="ar_AE"/>
           </w:rPr>
           <w:rPr>
@@ -994,6 +1218,8 @@
       </w:hyperlink>
       <w:r>
         <w:rPr>
+          <w:rtl/>
+          <w:cs/>
           <w:lang w:val="ar_AE" w:bidi="ar_AE"/>
         </w:rPr>
         <w:t>).</w:t>
@@ -1005,11 +1231,15 @@
       </w:pPr>
       <w:r>
         <w:rPr>
-          <w:lang w:val="ar_AE" w:bidi="ar_AE"/>
-        </w:rPr>
-      </w:r>
-      <w:r>
-        <w:rPr>
+          <w:rtl/>
+          <w:cs/>
+          <w:lang w:val="ar_AE" w:bidi="ar_AE"/>
+        </w:rPr>
+      </w:r>
+      <w:r>
+        <w:rPr>
+          <w:rtl/>
+          <w:cs/>
           <w:lang w:val="ar_AE" w:bidi="ar_AE"/>
         </w:rPr>
         <w:t>يتشارك نحميا في عدة خصائص مع سِفر عزرا. يصف كل من عزرا (</w:t>
@@ -1017,6 +1247,8 @@
       <w:hyperlink r:id="rId41">
         <w:r>
           <w:rPr>
+            <w:rtl/>
+            <w:cs/>
             <w:lang w:val="ar_AE" w:bidi="ar_AE"/>
           </w:rPr>
           <w:rPr>
@@ -1028,6 +1260,8 @@
       </w:hyperlink>
       <w:r>
         <w:rPr>
+          <w:rtl/>
+          <w:cs/>
           <w:lang w:val="ar_AE" w:bidi="ar_AE"/>
         </w:rPr>
         <w:t>) ونحميا (</w:t>
@@ -1035,6 +1269,8 @@
       <w:hyperlink r:id="rId40">
         <w:r>
           <w:rPr>
+            <w:rtl/>
+            <w:cs/>
             <w:lang w:val="ar_AE" w:bidi="ar_AE"/>
           </w:rPr>
           <w:rPr>
@@ -1046,6 +1282,8 @@
       </w:hyperlink>
       <w:r>
         <w:rPr>
+          <w:rtl/>
+          <w:cs/>
           <w:lang w:val="ar_AE" w:bidi="ar_AE"/>
         </w:rPr>
         <w:t>) عودة المسبيين إلى أورشليم لإكمال مشروع إعادة البناء. يحتوي كِلا السِفرَين على قصص عن شعوب مجاورة تعارض جهود إعادة البناء. الأهم من ذلك، يُظهر كل من نحميا وعزرا كيف أن العمل الجاد ومساعدة ٱلله مكّنا الشعب من إكمال البنايات المهمة في أورشليم. كما يروي كلا السِفرَين عن الإصلاحات الروحية التي استمع فيها الشعب إلى كلمة ٱلله وتابوا عن الإخفاقات الماضية وأقاموا إصلاحات دينية واجتماعية (</w:t>
@@ -1053,6 +1291,8 @@
       <w:hyperlink r:id="rId42">
         <w:r>
           <w:rPr>
+            <w:rtl/>
+            <w:cs/>
             <w:lang w:val="ar_AE" w:bidi="ar_AE"/>
           </w:rPr>
           <w:rPr>
@@ -1064,6 +1304,8 @@
       </w:hyperlink>
       <w:r>
         <w:rPr>
+          <w:rtl/>
+          <w:cs/>
           <w:lang w:val="ar_AE" w:bidi="ar_AE"/>
         </w:rPr>
         <w:t xml:space="preserve"> </w:t>
@@ -1071,6 +1313,8 @@
       <w:hyperlink r:id="rId39">
         <w:r>
           <w:rPr>
+            <w:rtl/>
+            <w:cs/>
             <w:lang w:val="ar_AE" w:bidi="ar_AE"/>
           </w:rPr>
           <w:rPr>
@@ -1082,6 +1326,8 @@
       </w:hyperlink>
       <w:r>
         <w:rPr>
+          <w:rtl/>
+          <w:cs/>
           <w:lang w:val="ar_AE" w:bidi="ar_AE"/>
         </w:rPr>
         <w:t>).</w:t>
@@ -1093,11 +1339,15 @@
       </w:pPr>
       <w:r>
         <w:rPr>
-          <w:lang w:val="ar_AE" w:bidi="ar_AE"/>
-        </w:rPr>
-      </w:r>
-      <w:r>
-        <w:rPr>
+          <w:rtl/>
+          <w:cs/>
+          <w:lang w:val="ar_AE" w:bidi="ar_AE"/>
+        </w:rPr>
+      </w:r>
+      <w:r>
+        <w:rPr>
+          <w:rtl/>
+          <w:cs/>
           <w:lang w:val="ar_AE" w:bidi="ar_AE"/>
         </w:rPr>
         <w:t>ثمة أحداث عِدَّة في نحميا لها نظائر في عزرا تُروى بطرق مشابهة. تتضمن هذه الأحداث قصصًا عن الذين عارضوا إعادة البناء (</w:t>
@@ -1105,6 +1355,8 @@
       <w:hyperlink r:id="rId26">
         <w:r>
           <w:rPr>
+            <w:rtl/>
+            <w:cs/>
             <w:lang w:val="ar_AE" w:bidi="ar_AE"/>
           </w:rPr>
           <w:rPr>
@@ -1116,6 +1368,8 @@
       </w:hyperlink>
       <w:r>
         <w:rPr>
+          <w:rtl/>
+          <w:cs/>
           <w:lang w:val="ar_AE" w:bidi="ar_AE"/>
         </w:rPr>
         <w:t xml:space="preserve"> </w:t>
@@ -1123,6 +1377,8 @@
       <w:hyperlink r:id="rId43">
         <w:r>
           <w:rPr>
+            <w:rtl/>
+            <w:cs/>
             <w:lang w:val="ar_AE" w:bidi="ar_AE"/>
           </w:rPr>
           <w:rPr>
@@ -1134,6 +1390,8 @@
       </w:hyperlink>
       <w:r>
         <w:rPr>
+          <w:rtl/>
+          <w:cs/>
           <w:lang w:val="ar_AE" w:bidi="ar_AE"/>
         </w:rPr>
         <w:t>)، ومسيرات للاحتفال بالتكريس (</w:t>
@@ -1141,6 +1399,8 @@
       <w:hyperlink r:id="rId44">
         <w:r>
           <w:rPr>
+            <w:rtl/>
+            <w:cs/>
             <w:lang w:val="ar_AE" w:bidi="ar_AE"/>
           </w:rPr>
           <w:rPr>
@@ -1152,6 +1412,8 @@
       </w:hyperlink>
       <w:r>
         <w:rPr>
+          <w:rtl/>
+          <w:cs/>
           <w:lang w:val="ar_AE" w:bidi="ar_AE"/>
         </w:rPr>
         <w:t xml:space="preserve"> </w:t>
@@ -1159,6 +1421,8 @@
       <w:hyperlink r:id="rId45">
         <w:r>
           <w:rPr>
+            <w:rtl/>
+            <w:cs/>
             <w:lang w:val="ar_AE" w:bidi="ar_AE"/>
           </w:rPr>
           <w:rPr>
@@ -1170,6 +1434,8 @@
       </w:hyperlink>
       <w:r>
         <w:rPr>
+          <w:rtl/>
+          <w:cs/>
           <w:lang w:val="ar_AE" w:bidi="ar_AE"/>
         </w:rPr>
         <w:t>) وإصلاحات مشابهة (</w:t>
@@ -1177,6 +1443,8 @@
       <w:hyperlink r:id="rId46">
         <w:r>
           <w:rPr>
+            <w:rtl/>
+            <w:cs/>
             <w:lang w:val="ar_AE" w:bidi="ar_AE"/>
           </w:rPr>
           <w:rPr>
@@ -1188,6 +1456,8 @@
       </w:hyperlink>
       <w:r>
         <w:rPr>
+          <w:rtl/>
+          <w:cs/>
           <w:lang w:val="ar_AE" w:bidi="ar_AE"/>
         </w:rPr>
         <w:t xml:space="preserve"> </w:t>
@@ -1195,6 +1465,8 @@
       <w:hyperlink r:id="rId42">
         <w:r>
           <w:rPr>
+            <w:rtl/>
+            <w:cs/>
             <w:lang w:val="ar_AE" w:bidi="ar_AE"/>
           </w:rPr>
           <w:rPr>
@@ -1206,6 +1478,8 @@
       </w:hyperlink>
       <w:r>
         <w:rPr>
+          <w:rtl/>
+          <w:cs/>
           <w:lang w:val="ar_AE" w:bidi="ar_AE"/>
         </w:rPr>
         <w:t>). مثل عزرا، يحتوي نحميا على قوائم بأسماء (</w:t>
@@ -1213,6 +1487,8 @@
       <w:hyperlink r:id="rId24">
         <w:r>
           <w:rPr>
+            <w:rtl/>
+            <w:cs/>
             <w:lang w:val="ar_AE" w:bidi="ar_AE"/>
           </w:rPr>
           <w:rPr>
@@ -1224,6 +1500,8 @@
       </w:hyperlink>
       <w:r>
         <w:rPr>
+          <w:rtl/>
+          <w:cs/>
           <w:lang w:val="ar_AE" w:bidi="ar_AE"/>
         </w:rPr>
         <w:t xml:space="preserve"> </w:t>
@@ -1231,6 +1509,8 @@
       <w:hyperlink r:id="rId47">
         <w:r>
           <w:rPr>
+            <w:rtl/>
+            <w:cs/>
             <w:lang w:val="ar_AE" w:bidi="ar_AE"/>
           </w:rPr>
           <w:rPr>
@@ -1243,6 +1523,8 @@
       <w:hyperlink r:id="rId48">
         <w:r>
           <w:rPr>
+            <w:rtl/>
+            <w:cs/>
             <w:lang w:val="ar_AE" w:bidi="ar_AE"/>
           </w:rPr>
           <w:rPr>
@@ -1255,6 +1537,8 @@
       <w:hyperlink r:id="rId49">
         <w:r>
           <w:rPr>
+            <w:rtl/>
+            <w:cs/>
             <w:lang w:val="ar_AE" w:bidi="ar_AE"/>
           </w:rPr>
           <w:rPr>
@@ -1266,6 +1550,8 @@
       </w:hyperlink>
       <w:r>
         <w:rPr>
+          <w:rtl/>
+          <w:cs/>
           <w:lang w:val="ar_AE" w:bidi="ar_AE"/>
         </w:rPr>
         <w:t>) وعلى الأقل قسم واحد من المعارضين (</w:t>
@@ -1273,6 +1559,8 @@
       <w:hyperlink r:id="rId50">
         <w:r>
           <w:rPr>
+            <w:rtl/>
+            <w:cs/>
             <w:lang w:val="ar_AE" w:bidi="ar_AE"/>
           </w:rPr>
           <w:rPr>
@@ -1284,6 +1572,8 @@
       </w:hyperlink>
       <w:r>
         <w:rPr>
+          <w:rtl/>
+          <w:cs/>
           <w:lang w:val="ar_AE" w:bidi="ar_AE"/>
         </w:rPr>
         <w:t>) يتبعه استئناف لسرد سابق (</w:t>
@@ -1291,6 +1581,8 @@
       <w:hyperlink r:id="rId51">
         <w:r>
           <w:rPr>
+            <w:rtl/>
+            <w:cs/>
             <w:lang w:val="ar_AE" w:bidi="ar_AE"/>
           </w:rPr>
           <w:rPr>
@@ -1302,6 +1594,8 @@
       </w:hyperlink>
       <w:r>
         <w:rPr>
+          <w:rtl/>
+          <w:cs/>
           <w:lang w:val="ar_AE" w:bidi="ar_AE"/>
         </w:rPr>
         <w:t>). تدفع هذه العوامل العديد من علماء الكتاب المقدس للاعتقاد بأن مؤلفًا واحدًا كتب كُلًا من عزرا ونحميا.</w:t>
@@ -1314,6 +1608,8 @@
       </w:pPr>
       <w:r>
         <w:rPr>
+          <w:rtl/>
+          <w:cs/>
           <w:lang w:val="ar_AE" w:bidi="ar_AE"/>
         </w:rPr>
         <w:t>المعنى والرسالة</w:t>
@@ -1325,11 +1621,15 @@
       </w:pPr>
       <w:r>
         <w:rPr>
-          <w:lang w:val="ar_AE" w:bidi="ar_AE"/>
-        </w:rPr>
-      </w:r>
-      <w:r>
-        <w:rPr>
+          <w:rtl/>
+          <w:cs/>
+          <w:lang w:val="ar_AE" w:bidi="ar_AE"/>
+        </w:rPr>
+      </w:r>
+      <w:r>
+        <w:rPr>
+          <w:rtl/>
+          <w:cs/>
           <w:lang w:val="ar_AE" w:bidi="ar_AE"/>
         </w:rPr>
         <w:t>الصلاة. بَنَى نحميا خدمته على أساس الصلاة. لقد صلَّى بجدية لله لإنقاذ الناس من وضعهم المزري واستجاب الله بإرسال نحميا (</w:t>
@@ -1337,6 +1637,8 @@
       <w:hyperlink r:id="rId52">
         <w:r>
           <w:rPr>
+            <w:rtl/>
+            <w:cs/>
             <w:lang w:val="ar_AE" w:bidi="ar_AE"/>
           </w:rPr>
           <w:rPr>
@@ -1348,6 +1650,8 @@
       </w:hyperlink>
       <w:r>
         <w:rPr>
+          <w:rtl/>
+          <w:cs/>
           <w:lang w:val="ar_AE" w:bidi="ar_AE"/>
         </w:rPr>
         <w:t>). عندما عارض الأجانب إعادة بناء أسوار أورشليم، طلب نحميا من الله أن يحكم عليهم (</w:t>
@@ -1355,6 +1659,8 @@
       <w:hyperlink r:id="rId53">
         <w:r>
           <w:rPr>
+            <w:rtl/>
+            <w:cs/>
             <w:lang w:val="ar_AE" w:bidi="ar_AE"/>
           </w:rPr>
           <w:rPr>
@@ -1366,6 +1672,8 @@
       </w:hyperlink>
       <w:r>
         <w:rPr>
+          <w:rtl/>
+          <w:cs/>
           <w:lang w:val="ar_AE" w:bidi="ar_AE"/>
         </w:rPr>
         <w:t xml:space="preserve"> </w:t>
@@ -1373,6 +1681,8 @@
       <w:hyperlink r:id="rId54">
         <w:r>
           <w:rPr>
+            <w:rtl/>
+            <w:cs/>
             <w:lang w:val="ar_AE" w:bidi="ar_AE"/>
           </w:rPr>
           <w:rPr>
@@ -1384,6 +1694,8 @@
       </w:hyperlink>
       <w:r>
         <w:rPr>
+          <w:rtl/>
+          <w:cs/>
           <w:lang w:val="ar_AE" w:bidi="ar_AE"/>
         </w:rPr>
         <w:t>). صلَّى نحميا من أجل الدعم الإلهي عندما تعامل مع الذين كانوا يستعبدون اليهود الآخرين (</w:t>
@@ -1391,6 +1703,8 @@
       <w:hyperlink r:id="rId55">
         <w:r>
           <w:rPr>
+            <w:rtl/>
+            <w:cs/>
             <w:lang w:val="ar_AE" w:bidi="ar_AE"/>
           </w:rPr>
           <w:rPr>
@@ -1402,6 +1716,8 @@
       </w:hyperlink>
       <w:r>
         <w:rPr>
+          <w:rtl/>
+          <w:cs/>
           <w:lang w:val="ar_AE" w:bidi="ar_AE"/>
         </w:rPr>
         <w:t>) والذين لم يكونوا مُقدمين للعشور (</w:t>
@@ -1409,6 +1725,8 @@
       <w:hyperlink r:id="rId56">
         <w:r>
           <w:rPr>
+            <w:rtl/>
+            <w:cs/>
             <w:lang w:val="ar_AE" w:bidi="ar_AE"/>
           </w:rPr>
           <w:rPr>
@@ -1420,6 +1738,8 @@
       </w:hyperlink>
       <w:r>
         <w:rPr>
+          <w:rtl/>
+          <w:cs/>
           <w:lang w:val="ar_AE" w:bidi="ar_AE"/>
         </w:rPr>
         <w:t>) والذين لم يكونوا محافظين على السبت (</w:t>
@@ -1427,6 +1747,8 @@
       <w:hyperlink r:id="rId57">
         <w:r>
           <w:rPr>
+            <w:rtl/>
+            <w:cs/>
             <w:lang w:val="ar_AE" w:bidi="ar_AE"/>
           </w:rPr>
           <w:rPr>
@@ -1438,6 +1760,8 @@
       </w:hyperlink>
       <w:r>
         <w:rPr>
+          <w:rtl/>
+          <w:cs/>
           <w:lang w:val="ar_AE" w:bidi="ar_AE"/>
         </w:rPr>
         <w:t>). وفَّرت الصلاة القوة لتحقيق إرادة الله. كرَّر نحميا ست مرات عبارة يطلب فيها من الرب أن "يذكر" إما يذكره هو أو خصومه (</w:t>
@@ -1445,6 +1769,8 @@
       <w:hyperlink r:id="rId55">
         <w:r>
           <w:rPr>
+            <w:rtl/>
+            <w:cs/>
             <w:lang w:val="ar_AE" w:bidi="ar_AE"/>
           </w:rPr>
           <w:rPr>
@@ -1456,6 +1782,8 @@
       </w:hyperlink>
       <w:r>
         <w:rPr>
+          <w:rtl/>
+          <w:cs/>
           <w:lang w:val="ar_AE" w:bidi="ar_AE"/>
         </w:rPr>
         <w:t xml:space="preserve"> </w:t>
@@ -1463,6 +1791,8 @@
       <w:hyperlink r:id="rId54">
         <w:r>
           <w:rPr>
+            <w:rtl/>
+            <w:cs/>
             <w:lang w:val="ar_AE" w:bidi="ar_AE"/>
           </w:rPr>
           <w:rPr>
@@ -1474,6 +1804,8 @@
       </w:hyperlink>
       <w:r>
         <w:rPr>
+          <w:rtl/>
+          <w:cs/>
           <w:lang w:val="ar_AE" w:bidi="ar_AE"/>
         </w:rPr>
         <w:t xml:space="preserve"> </w:t>
@@ -1481,6 +1813,8 @@
       <w:hyperlink r:id="rId56">
         <w:r>
           <w:rPr>
+            <w:rtl/>
+            <w:cs/>
             <w:lang w:val="ar_AE" w:bidi="ar_AE"/>
           </w:rPr>
           <w:rPr>
@@ -1492,6 +1826,8 @@
       </w:hyperlink>
       <w:r>
         <w:rPr>
+          <w:rtl/>
+          <w:cs/>
           <w:lang w:val="ar_AE" w:bidi="ar_AE"/>
         </w:rPr>
         <w:t xml:space="preserve"> </w:t>
@@ -1499,6 +1835,8 @@
       <w:hyperlink r:id="rId57">
         <w:r>
           <w:rPr>
+            <w:rtl/>
+            <w:cs/>
             <w:lang w:val="ar_AE" w:bidi="ar_AE"/>
           </w:rPr>
           <w:rPr>
@@ -1510,6 +1848,8 @@
       </w:hyperlink>
       <w:r>
         <w:rPr>
+          <w:rtl/>
+          <w:cs/>
           <w:lang w:val="ar_AE" w:bidi="ar_AE"/>
         </w:rPr>
         <w:t xml:space="preserve"> </w:t>
@@ -1517,6 +1857,8 @@
       <w:hyperlink r:id="rId58">
         <w:r>
           <w:rPr>
+            <w:rtl/>
+            <w:cs/>
             <w:lang w:val="ar_AE" w:bidi="ar_AE"/>
           </w:rPr>
           <w:rPr>
@@ -1528,6 +1870,8 @@
       </w:hyperlink>
       <w:r>
         <w:rPr>
+          <w:rtl/>
+          <w:cs/>
           <w:lang w:val="ar_AE" w:bidi="ar_AE"/>
         </w:rPr>
         <w:t xml:space="preserve"> </w:t>
@@ -1535,6 +1879,8 @@
       <w:hyperlink r:id="rId59">
         <w:r>
           <w:rPr>
+            <w:rtl/>
+            <w:cs/>
             <w:lang w:val="ar_AE" w:bidi="ar_AE"/>
           </w:rPr>
           <w:rPr>
@@ -1546,6 +1892,8 @@
       </w:hyperlink>
       <w:r>
         <w:rPr>
+          <w:rtl/>
+          <w:cs/>
           <w:lang w:val="ar_AE" w:bidi="ar_AE"/>
         </w:rPr>
         <w:t>).</w:t>
@@ -1557,11 +1905,15 @@
       </w:pPr>
       <w:r>
         <w:rPr>
-          <w:lang w:val="ar_AE" w:bidi="ar_AE"/>
-        </w:rPr>
-      </w:r>
-      <w:r>
-        <w:rPr>
+          <w:rtl/>
+          <w:cs/>
+          <w:lang w:val="ar_AE" w:bidi="ar_AE"/>
+        </w:rPr>
+      </w:r>
+      <w:r>
+        <w:rPr>
+          <w:rtl/>
+          <w:cs/>
           <w:lang w:val="ar_AE" w:bidi="ar_AE"/>
         </w:rPr>
         <w:t>عناية الله. يُبرز سِفر نحميا تحكُّم الله بسلطانه في حياة الأفراد والأمم. الله قادر على استعادة الناس من السبي (</w:t>
@@ -1569,6 +1921,8 @@
       <w:hyperlink r:id="rId60">
         <w:r>
           <w:rPr>
+            <w:rtl/>
+            <w:cs/>
             <w:lang w:val="ar_AE" w:bidi="ar_AE"/>
           </w:rPr>
           <w:rPr>
@@ -1580,6 +1934,8 @@
       </w:hyperlink>
       <w:r>
         <w:rPr>
+          <w:rtl/>
+          <w:cs/>
           <w:lang w:val="ar_AE" w:bidi="ar_AE"/>
         </w:rPr>
         <w:t>) وترقية أحد خدامه ليصبح ساقي الملك ولاحقًا حاكمًا لمقاطعة (</w:t>
@@ -1587,6 +1943,8 @@
       <w:hyperlink r:id="rId22">
         <w:r>
           <w:rPr>
+            <w:rtl/>
+            <w:cs/>
             <w:lang w:val="ar_AE" w:bidi="ar_AE"/>
           </w:rPr>
           <w:rPr>
@@ -1598,6 +1956,8 @@
       </w:hyperlink>
       <w:r>
         <w:rPr>
+          <w:rtl/>
+          <w:cs/>
           <w:lang w:val="ar_AE" w:bidi="ar_AE"/>
         </w:rPr>
         <w:t xml:space="preserve">؛ </w:t>
@@ -1605,6 +1965,8 @@
       <w:hyperlink r:id="rId61">
         <w:r>
           <w:rPr>
+            <w:rtl/>
+            <w:cs/>
             <w:lang w:val="ar_AE" w:bidi="ar_AE"/>
           </w:rPr>
           <w:rPr>
@@ -1616,6 +1978,8 @@
       </w:hyperlink>
       <w:r>
         <w:rPr>
+          <w:rtl/>
+          <w:cs/>
           <w:lang w:val="ar_AE" w:bidi="ar_AE"/>
         </w:rPr>
         <w:t xml:space="preserve">، </w:t>
@@ -1623,6 +1987,8 @@
       <w:hyperlink r:id="rId62">
         <w:r>
           <w:rPr>
+            <w:rtl/>
+            <w:cs/>
             <w:lang w:val="ar_AE" w:bidi="ar_AE"/>
           </w:rPr>
           <w:rPr>
@@ -1634,6 +2000,8 @@
       </w:hyperlink>
       <w:r>
         <w:rPr>
+          <w:rtl/>
+          <w:cs/>
           <w:lang w:val="ar_AE" w:bidi="ar_AE"/>
         </w:rPr>
         <w:t>) ويمنح النجاح في إعادة بناء الأسوار (</w:t>
@@ -1641,6 +2009,8 @@
       <w:hyperlink r:id="rId63">
         <w:r>
           <w:rPr>
+            <w:rtl/>
+            <w:cs/>
             <w:lang w:val="ar_AE" w:bidi="ar_AE"/>
           </w:rPr>
           <w:rPr>
@@ -1652,6 +2022,8 @@
       </w:hyperlink>
       <w:r>
         <w:rPr>
+          <w:rtl/>
+          <w:cs/>
           <w:lang w:val="ar_AE" w:bidi="ar_AE"/>
         </w:rPr>
         <w:t xml:space="preserve">؛ </w:t>
@@ -1659,6 +2031,8 @@
       <w:hyperlink r:id="rId64">
         <w:r>
           <w:rPr>
+            <w:rtl/>
+            <w:cs/>
             <w:lang w:val="ar_AE" w:bidi="ar_AE"/>
           </w:rPr>
           <w:rPr>
@@ -1670,6 +2044,8 @@
       </w:hyperlink>
       <w:r>
         <w:rPr>
+          <w:rtl/>
+          <w:cs/>
           <w:lang w:val="ar_AE" w:bidi="ar_AE"/>
         </w:rPr>
         <w:t>). يحمي الله شعبه (</w:t>
@@ -1677,6 +2053,8 @@
       <w:hyperlink r:id="rId53">
         <w:r>
           <w:rPr>
+            <w:rtl/>
+            <w:cs/>
             <w:lang w:val="ar_AE" w:bidi="ar_AE"/>
           </w:rPr>
           <w:rPr>
@@ -1688,6 +2066,8 @@
       </w:hyperlink>
       <w:r>
         <w:rPr>
+          <w:rtl/>
+          <w:cs/>
           <w:lang w:val="ar_AE" w:bidi="ar_AE"/>
         </w:rPr>
         <w:t xml:space="preserve">، </w:t>
@@ -1695,6 +2075,8 @@
       <w:hyperlink r:id="rId65">
         <w:r>
           <w:rPr>
+            <w:rtl/>
+            <w:cs/>
             <w:lang w:val="ar_AE" w:bidi="ar_AE"/>
           </w:rPr>
           <w:rPr>
@@ -1706,6 +2088,8 @@
       </w:hyperlink>
       <w:r>
         <w:rPr>
+          <w:rtl/>
+          <w:cs/>
           <w:lang w:val="ar_AE" w:bidi="ar_AE"/>
         </w:rPr>
         <w:t xml:space="preserve">، </w:t>
@@ -1713,6 +2097,8 @@
       <w:hyperlink r:id="rId66">
         <w:r>
           <w:rPr>
+            <w:rtl/>
+            <w:cs/>
             <w:lang w:val="ar_AE" w:bidi="ar_AE"/>
           </w:rPr>
           <w:rPr>
@@ -1724,6 +2110,8 @@
       </w:hyperlink>
       <w:r>
         <w:rPr>
+          <w:rtl/>
+          <w:cs/>
           <w:lang w:val="ar_AE" w:bidi="ar_AE"/>
         </w:rPr>
         <w:t>) ويُفشِّل خطط الأشرار (</w:t>
@@ -1731,6 +2119,8 @@
       <w:hyperlink r:id="rId67">
         <w:r>
           <w:rPr>
+            <w:rtl/>
+            <w:cs/>
             <w:lang w:val="ar_AE" w:bidi="ar_AE"/>
           </w:rPr>
           <w:rPr>
@@ -1742,6 +2132,8 @@
       </w:hyperlink>
       <w:r>
         <w:rPr>
+          <w:rtl/>
+          <w:cs/>
           <w:lang w:val="ar_AE" w:bidi="ar_AE"/>
         </w:rPr>
         <w:t>). الله ذاته الذي خلق السماء والأرض (</w:t>
@@ -1749,6 +2141,8 @@
       <w:hyperlink r:id="rId68">
         <w:r>
           <w:rPr>
+            <w:rtl/>
+            <w:cs/>
             <w:lang w:val="ar_AE" w:bidi="ar_AE"/>
           </w:rPr>
           <w:rPr>
@@ -1760,6 +2154,8 @@
       </w:hyperlink>
       <w:r>
         <w:rPr>
+          <w:rtl/>
+          <w:cs/>
           <w:lang w:val="ar_AE" w:bidi="ar_AE"/>
         </w:rPr>
         <w:t>) ودعا أبرام من أور وأعطى الأرض لإسرائيل (</w:t>
@@ -1767,6 +2163,8 @@
       <w:hyperlink r:id="rId69">
         <w:r>
           <w:rPr>
+            <w:rtl/>
+            <w:cs/>
             <w:lang w:val="ar_AE" w:bidi="ar_AE"/>
           </w:rPr>
           <w:rPr>
@@ -1778,6 +2176,8 @@
       </w:hyperlink>
       <w:r>
         <w:rPr>
+          <w:rtl/>
+          <w:cs/>
           <w:lang w:val="ar_AE" w:bidi="ar_AE"/>
         </w:rPr>
         <w:t>) كان قادرًا على تحقيق إرادته مِن خلال نحميا.</w:t>
@@ -1789,11 +2189,15 @@
       </w:pPr>
       <w:r>
         <w:rPr>
-          <w:lang w:val="ar_AE" w:bidi="ar_AE"/>
-        </w:rPr>
-      </w:r>
-      <w:r>
-        <w:rPr>
+          <w:rtl/>
+          <w:cs/>
+          <w:lang w:val="ar_AE" w:bidi="ar_AE"/>
+        </w:rPr>
+      </w:r>
+      <w:r>
+        <w:rPr>
+          <w:rtl/>
+          <w:cs/>
           <w:lang w:val="ar_AE" w:bidi="ar_AE"/>
         </w:rPr>
         <w:t>التمسك بكلمة الله. تضمَّنت شريعة موسى بسلطانها تعليمات الله حول الكيفية التي ينبغي أنْ يعيش بها شعبه. أبرم الله "عهدًا من المحبة التي لا تسقط مع الذين يحبونه ويطيعون وصاياه" (</w:t>
@@ -1801,6 +2205,8 @@
       <w:hyperlink r:id="rId70">
         <w:r>
           <w:rPr>
+            <w:rtl/>
+            <w:cs/>
             <w:lang w:val="ar_AE" w:bidi="ar_AE"/>
           </w:rPr>
           <w:rPr>
@@ -1812,6 +2218,8 @@
       </w:hyperlink>
       <w:r>
         <w:rPr>
+          <w:rtl/>
+          <w:cs/>
           <w:lang w:val="ar_AE" w:bidi="ar_AE"/>
         </w:rPr>
         <w:t>). مع ذلك، لم يلتزم شعبه بالتعليمات التي أعطاها الله لموسى (</w:t>
@@ -1819,6 +2227,8 @@
       <w:hyperlink r:id="rId71">
         <w:r>
           <w:rPr>
+            <w:rtl/>
+            <w:cs/>
             <w:lang w:val="ar_AE" w:bidi="ar_AE"/>
           </w:rPr>
           <w:rPr>
@@ -1830,6 +2240,8 @@
       </w:hyperlink>
       <w:r>
         <w:rPr>
+          <w:rtl/>
+          <w:cs/>
           <w:lang w:val="ar_AE" w:bidi="ar_AE"/>
         </w:rPr>
         <w:t>)، مما جعلهم عِرضة لعقاب الله. قرأ عزرا علنًا من شريعة موسى (</w:t>
@@ -1837,6 +2249,8 @@
       <w:hyperlink r:id="rId72">
         <w:r>
           <w:rPr>
+            <w:rtl/>
+            <w:cs/>
             <w:lang w:val="ar_AE" w:bidi="ar_AE"/>
           </w:rPr>
           <w:rPr>
@@ -1848,6 +2262,8 @@
       </w:hyperlink>
       <w:r>
         <w:rPr>
+          <w:rtl/>
+          <w:cs/>
           <w:lang w:val="ar_AE" w:bidi="ar_AE"/>
         </w:rPr>
         <w:t>) بهدف استعادة الأمة. استجابةً لذلك، كرّس العديد من الناس أنفسهم لاتِّباع الشريعة مِن خلال الانفصال عن غير المؤمنين (</w:t>
@@ -1855,6 +2271,8 @@
       <w:hyperlink r:id="rId73">
         <w:r>
           <w:rPr>
+            <w:rtl/>
+            <w:cs/>
             <w:lang w:val="ar_AE" w:bidi="ar_AE"/>
           </w:rPr>
           <w:rPr>
@@ -1866,6 +2284,8 @@
       </w:hyperlink>
       <w:r>
         <w:rPr>
+          <w:rtl/>
+          <w:cs/>
           <w:lang w:val="ar_AE" w:bidi="ar_AE"/>
         </w:rPr>
         <w:t>) والحفاظ على السبت وتقديم عشورهم للاويين (</w:t>
@@ -1873,6 +2293,8 @@
       <w:hyperlink r:id="rId74">
         <w:r>
           <w:rPr>
+            <w:rtl/>
+            <w:cs/>
             <w:lang w:val="ar_AE" w:bidi="ar_AE"/>
           </w:rPr>
           <w:rPr>
@@ -1884,6 +2306,8 @@
       </w:hyperlink>
       <w:r>
         <w:rPr>
+          <w:rtl/>
+          <w:cs/>
           <w:lang w:val="ar_AE" w:bidi="ar_AE"/>
         </w:rPr>
         <w:t xml:space="preserve"> </w:t>
@@ -1891,6 +2315,8 @@
       <w:hyperlink r:id="rId75">
         <w:r>
           <w:rPr>
+            <w:rtl/>
+            <w:cs/>
             <w:lang w:val="ar_AE" w:bidi="ar_AE"/>
           </w:rPr>
           <w:rPr>
@@ -1902,6 +2328,8 @@
       </w:hyperlink>
       <w:r>
         <w:rPr>
+          <w:rtl/>
+          <w:cs/>
           <w:lang w:val="ar_AE" w:bidi="ar_AE"/>
         </w:rPr>
         <w:t>).</w:t>
@@ -1913,11 +2341,15 @@
       </w:pPr>
       <w:r>
         <w:rPr>
-          <w:lang w:val="ar_AE" w:bidi="ar_AE"/>
-        </w:rPr>
-      </w:r>
-      <w:r>
-        <w:rPr>
+          <w:rtl/>
+          <w:cs/>
+          <w:lang w:val="ar_AE" w:bidi="ar_AE"/>
+        </w:rPr>
+      </w:r>
+      <w:r>
+        <w:rPr>
+          <w:rtl/>
+          <w:cs/>
           <w:lang w:val="ar_AE" w:bidi="ar_AE"/>
         </w:rPr>
         <w:t>الشجاعة في مواجهة المعارضة. كان نحميا شجاعًا في التعامل مع المعارضة. عارض سنبلّط، جشم، وطوبيّا إعادة بناء أسوار أورشليم (</w:t>
@@ -1925,6 +2357,8 @@
       <w:hyperlink r:id="rId76">
         <w:r>
           <w:rPr>
+            <w:rtl/>
+            <w:cs/>
             <w:lang w:val="ar_AE" w:bidi="ar_AE"/>
           </w:rPr>
           <w:rPr>
@@ -1936,6 +2370,8 @@
       </w:hyperlink>
       <w:r>
         <w:rPr>
+          <w:rtl/>
+          <w:cs/>
           <w:lang w:val="ar_AE" w:bidi="ar_AE"/>
         </w:rPr>
         <w:t>) وسخروا من عمل شعب ٱلله (</w:t>
@@ -1943,6 +2379,8 @@
       <w:hyperlink r:id="rId77">
         <w:r>
           <w:rPr>
+            <w:rtl/>
+            <w:cs/>
             <w:lang w:val="ar_AE" w:bidi="ar_AE"/>
           </w:rPr>
           <w:rPr>
@@ -1954,6 +2392,8 @@
       </w:hyperlink>
       <w:r>
         <w:rPr>
+          <w:rtl/>
+          <w:cs/>
           <w:lang w:val="ar_AE" w:bidi="ar_AE"/>
         </w:rPr>
         <w:t xml:space="preserve"> </w:t>
@@ -1961,6 +2401,8 @@
       <w:hyperlink r:id="rId78">
         <w:r>
           <w:rPr>
+            <w:rtl/>
+            <w:cs/>
             <w:lang w:val="ar_AE" w:bidi="ar_AE"/>
           </w:rPr>
           <w:rPr>
@@ -1972,6 +2414,8 @@
       </w:hyperlink>
       <w:r>
         <w:rPr>
+          <w:rtl/>
+          <w:cs/>
           <w:lang w:val="ar_AE" w:bidi="ar_AE"/>
         </w:rPr>
         <w:t>). فضلًا على ذلك، تآمر العرب، العمونيون وأهل أشدود لمهاجمة البنَّائين (</w:t>
@@ -1979,6 +2423,8 @@
       <w:hyperlink r:id="rId79">
         <w:r>
           <w:rPr>
+            <w:rtl/>
+            <w:cs/>
             <w:lang w:val="ar_AE" w:bidi="ar_AE"/>
           </w:rPr>
           <w:rPr>
@@ -1990,6 +2436,8 @@
       </w:hyperlink>
       <w:r>
         <w:rPr>
+          <w:rtl/>
+          <w:cs/>
           <w:lang w:val="ar_AE" w:bidi="ar_AE"/>
         </w:rPr>
         <w:t xml:space="preserve"> </w:t>
@@ -1997,6 +2445,8 @@
       <w:hyperlink r:id="rId80">
         <w:r>
           <w:rPr>
+            <w:rtl/>
+            <w:cs/>
             <w:lang w:val="ar_AE" w:bidi="ar_AE"/>
           </w:rPr>
           <w:rPr>
@@ -2008,6 +2458,8 @@
       </w:hyperlink>
       <w:r>
         <w:rPr>
+          <w:rtl/>
+          <w:cs/>
           <w:lang w:val="ar_AE" w:bidi="ar_AE"/>
         </w:rPr>
         <w:t xml:space="preserve"> </w:t>
@@ -2015,6 +2467,8 @@
       <w:hyperlink r:id="rId26">
         <w:r>
           <w:rPr>
+            <w:rtl/>
+            <w:cs/>
             <w:lang w:val="ar_AE" w:bidi="ar_AE"/>
           </w:rPr>
           <w:rPr>
@@ -2026,6 +2480,8 @@
       </w:hyperlink>
       <w:r>
         <w:rPr>
+          <w:rtl/>
+          <w:cs/>
           <w:lang w:val="ar_AE" w:bidi="ar_AE"/>
         </w:rPr>
         <w:t>). ردَّ نحميا على هذه المعارضة بتعيين الحراس والصلاة لطلب مساعدة ٱلله (</w:t>
@@ -2033,6 +2489,8 @@
       <w:hyperlink r:id="rId81">
         <w:r>
           <w:rPr>
+            <w:rtl/>
+            <w:cs/>
             <w:lang w:val="ar_AE" w:bidi="ar_AE"/>
           </w:rPr>
           <w:rPr>
@@ -2044,6 +2502,8 @@
       </w:hyperlink>
       <w:r>
         <w:rPr>
+          <w:rtl/>
+          <w:cs/>
           <w:lang w:val="ar_AE" w:bidi="ar_AE"/>
         </w:rPr>
         <w:t>). كما واجه نحميا الصراع الداخلي من فصائل المجتمع الذين أساؤوا للفقراء (</w:t>
@@ -2051,6 +2511,8 @@
       <w:hyperlink r:id="rId82">
         <w:r>
           <w:rPr>
+            <w:rtl/>
+            <w:cs/>
             <w:lang w:val="ar_AE" w:bidi="ar_AE"/>
           </w:rPr>
           <w:rPr>
@@ -2062,6 +2524,8 @@
       </w:hyperlink>
       <w:r>
         <w:rPr>
+          <w:rtl/>
+          <w:cs/>
           <w:lang w:val="ar_AE" w:bidi="ar_AE"/>
         </w:rPr>
         <w:t>)، الذين تزوَّجوا من الأجنبيات (</w:t>
@@ -2069,6 +2533,8 @@
       <w:hyperlink r:id="rId83">
         <w:r>
           <w:rPr>
+            <w:rtl/>
+            <w:cs/>
             <w:lang w:val="ar_AE" w:bidi="ar_AE"/>
           </w:rPr>
           <w:rPr>
@@ -2080,6 +2546,8 @@
       </w:hyperlink>
       <w:r>
         <w:rPr>
+          <w:rtl/>
+          <w:cs/>
           <w:lang w:val="ar_AE" w:bidi="ar_AE"/>
         </w:rPr>
         <w:t xml:space="preserve"> </w:t>
@@ -2087,6 +2555,8 @@
       <w:hyperlink r:id="rId84">
         <w:r>
           <w:rPr>
+            <w:rtl/>
+            <w:cs/>
             <w:lang w:val="ar_AE" w:bidi="ar_AE"/>
           </w:rPr>
           <w:rPr>
@@ -2098,6 +2568,8 @@
       </w:hyperlink>
       <w:r>
         <w:rPr>
+          <w:rtl/>
+          <w:cs/>
           <w:lang w:val="ar_AE" w:bidi="ar_AE"/>
         </w:rPr>
         <w:t xml:space="preserve"> </w:t>
@@ -2105,6 +2577,8 @@
       <w:hyperlink r:id="rId85">
         <w:r>
           <w:rPr>
+            <w:rtl/>
+            <w:cs/>
             <w:lang w:val="ar_AE" w:bidi="ar_AE"/>
           </w:rPr>
           <w:rPr>
@@ -2116,6 +2590,8 @@
       </w:hyperlink>
       <w:r>
         <w:rPr>
+          <w:rtl/>
+          <w:cs/>
           <w:lang w:val="ar_AE" w:bidi="ar_AE"/>
         </w:rPr>
         <w:t>) والذين لم يُعشِّروا أو يحافظوا على قدسية السبت (</w:t>
@@ -2123,6 +2599,8 @@
       <w:hyperlink r:id="rId86">
         <w:r>
           <w:rPr>
+            <w:rtl/>
+            <w:cs/>
             <w:lang w:val="ar_AE" w:bidi="ar_AE"/>
           </w:rPr>
           <w:rPr>
@@ -2134,6 +2612,8 @@
       </w:hyperlink>
       <w:r>
         <w:rPr>
+          <w:rtl/>
+          <w:cs/>
           <w:lang w:val="ar_AE" w:bidi="ar_AE"/>
         </w:rPr>
         <w:t xml:space="preserve"> </w:t>
@@ -2141,6 +2621,8 @@
       <w:hyperlink r:id="rId87">
         <w:r>
           <w:rPr>
+            <w:rtl/>
+            <w:cs/>
             <w:lang w:val="ar_AE" w:bidi="ar_AE"/>
           </w:rPr>
           <w:rPr>
@@ -2152,17 +2634,23 @@
       </w:hyperlink>
       <w:r>
         <w:rPr>
+          <w:rtl/>
+          <w:cs/>
           <w:lang w:val="ar_AE" w:bidi="ar_AE"/>
         </w:rPr>
         <w:t>). إنَّ شجاعة نحميا وصلاته مكَّنته من تحقيق النجاح في معالجة هذه المشكلات.</w:t>
       </w:r>
       <w:r>
         <w:rPr>
-          <w:lang w:val="ar_AE" w:bidi="ar_AE"/>
-        </w:rPr>
-      </w:r>
-      <w:r>
-        <w:rPr>
+          <w:rtl/>
+          <w:cs/>
+          <w:lang w:val="ar_AE" w:bidi="ar_AE"/>
+        </w:rPr>
+      </w:r>
+      <w:r>
+        <w:rPr>
+          <w:rtl/>
+          <w:cs/>
           <w:lang w:val="ar_AE" w:bidi="ar_AE"/>
         </w:rPr>
       </w:r>

--- a/arb/docx/16.content.docx
+++ b/arb/docx/16.content.docx
@@ -343,20 +343,14 @@
         </w:rPr>
         <w:t>بعد أن قضى اليهود عدة عقود في السبي في بابل، ألهم الله الملك الفارسي كورَش لإصدار مرسوم في عام 538 ق.م. يسمح لهم بالعودة إلى وطنهم لإعادة بناء هيكلهم المقدس (</w:t>
       </w:r>
-      <w:hyperlink r:id="rId13">
-        <w:r>
-          <w:rPr>
-            <w:rtl/>
-            <w:cs/>
-            <w:lang w:val="ar_AE" w:bidi="ar_AE"/>
-          </w:rPr>
-          <w:rPr>
-            <w:color w:val="0000EE"/>
-            <w:u w:val="single"/>
-          </w:rPr>
-          <w:t>عزرا 1:2–4</w:t>
-        </w:r>
-      </w:hyperlink>
+      <w:r>
+        <w:rPr>
+          <w:rtl/>
+          <w:cs/>
+          <w:lang w:val="ar_AE" w:bidi="ar_AE"/>
+        </w:rPr>
+        <w:t>عزرا 1:2–4</w:t>
+      </w:r>
       <w:r>
         <w:rPr>
           <w:rtl/>
@@ -365,20 +359,14 @@
         </w:rPr>
         <w:t>). عاد حوالي خمسين ألف شخص إلى أورشليم في ذلك الوقت. بعد وصولهم، بنوا مذبحًا وعبدوا الله بفرح (</w:t>
       </w:r>
-      <w:hyperlink r:id="rId14">
-        <w:r>
-          <w:rPr>
-            <w:rtl/>
-            <w:cs/>
-            <w:lang w:val="ar_AE" w:bidi="ar_AE"/>
-          </w:rPr>
-          <w:rPr>
-            <w:color w:val="0000EE"/>
-            <w:u w:val="single"/>
-          </w:rPr>
-          <w:t>عزرا 3:1–13</w:t>
-        </w:r>
-      </w:hyperlink>
+      <w:r>
+        <w:rPr>
+          <w:rtl/>
+          <w:cs/>
+          <w:lang w:val="ar_AE" w:bidi="ar_AE"/>
+        </w:rPr>
+        <w:t>عزرا 3:1–13</w:t>
+      </w:r>
       <w:r>
         <w:rPr>
           <w:rtl/>
@@ -407,20 +395,14 @@
         </w:rPr>
         <w:t>عندما بدأ اليهود في إعادة بناء بقية الهيكل، تعرضوا للتهديد من قبل السكان المحليين الذين استقروا في المنطقة. حوَّل هؤلاء المعارضين السلطات الفارسية ضد اليهود (</w:t>
       </w:r>
-      <w:hyperlink r:id="rId15">
-        <w:r>
-          <w:rPr>
-            <w:rtl/>
-            <w:cs/>
-            <w:lang w:val="ar_AE" w:bidi="ar_AE"/>
-          </w:rPr>
-          <w:rPr>
-            <w:color w:val="0000EE"/>
-            <w:u w:val="single"/>
-          </w:rPr>
-          <w:t>عزرا 4:1–5</w:t>
-        </w:r>
-      </w:hyperlink>
+      <w:r>
+        <w:rPr>
+          <w:rtl/>
+          <w:cs/>
+          <w:lang w:val="ar_AE" w:bidi="ar_AE"/>
+        </w:rPr>
+        <w:t>عزرا 4:1–5</w:t>
+      </w:r>
       <w:r>
         <w:rPr>
           <w:rtl/>
@@ -429,20 +411,14 @@
         </w:rPr>
         <w:t>). بعد خمسة عشر عامًا من الإحباط، استؤنف العمل في الهيكل خلال حكم داريوس الأول (521–486 قبل الميلاد) وذلك بفضل التشجيع النبوي لحجَّي وزكريّا (</w:t>
       </w:r>
-      <w:hyperlink r:id="rId16">
-        <w:r>
-          <w:rPr>
-            <w:rtl/>
-            <w:cs/>
-            <w:lang w:val="ar_AE" w:bidi="ar_AE"/>
-          </w:rPr>
-          <w:rPr>
-            <w:color w:val="0000EE"/>
-            <w:u w:val="single"/>
-          </w:rPr>
-          <w:t>عزرا 5:1–5</w:t>
-        </w:r>
-      </w:hyperlink>
+      <w:r>
+        <w:rPr>
+          <w:rtl/>
+          <w:cs/>
+          <w:lang w:val="ar_AE" w:bidi="ar_AE"/>
+        </w:rPr>
+        <w:t>عزرا 5:1–5</w:t>
+      </w:r>
       <w:r>
         <w:rPr>
           <w:rtl/>
@@ -451,20 +427,14 @@
         </w:rPr>
         <w:t>). هذه المرة، قدَّم الفرس دعمًا كاملًا لإعادة بناء الهيكل (</w:t>
       </w:r>
-      <w:hyperlink r:id="rId17">
-        <w:r>
-          <w:rPr>
-            <w:rtl/>
-            <w:cs/>
-            <w:lang w:val="ar_AE" w:bidi="ar_AE"/>
-          </w:rPr>
-          <w:rPr>
-            <w:color w:val="0000EE"/>
-            <w:u w:val="single"/>
-          </w:rPr>
-          <w:t>عزرا 6:1–12</w:t>
-        </w:r>
-      </w:hyperlink>
+      <w:r>
+        <w:rPr>
+          <w:rtl/>
+          <w:cs/>
+          <w:lang w:val="ar_AE" w:bidi="ar_AE"/>
+        </w:rPr>
+        <w:t>عزرا 6:1–12</w:t>
+      </w:r>
       <w:r>
         <w:rPr>
           <w:rtl/>
@@ -493,20 +463,14 @@
         </w:rPr>
         <w:t>بعد ستين عامًا تقريبًا، في عام 458 ق.م.، جلبَ عزرا الكاتب مجموعة من عدة آلاف من اليهود إلى أورشليم (</w:t>
       </w:r>
-      <w:hyperlink r:id="rId18">
-        <w:r>
-          <w:rPr>
-            <w:rtl/>
-            <w:cs/>
-            <w:lang w:val="ar_AE" w:bidi="ar_AE"/>
-          </w:rPr>
-          <w:rPr>
-            <w:color w:val="0000EE"/>
-            <w:u w:val="single"/>
-          </w:rPr>
-          <w:t>عزرا 7:1–8:36</w:t>
-        </w:r>
-      </w:hyperlink>
+      <w:r>
+        <w:rPr>
+          <w:rtl/>
+          <w:cs/>
+          <w:lang w:val="ar_AE" w:bidi="ar_AE"/>
+        </w:rPr>
+        <w:t>عزرا 7:1–8:36</w:t>
+      </w:r>
       <w:r>
         <w:rPr>
           <w:rtl/>
@@ -515,20 +479,14 @@
         </w:rPr>
         <w:t>). سرعان ما اكتشف أن بعض القادة والكهنة قد تزوجوا نساء تعبُدن الأوثان. رأى عزرا في ذلك تهديدًا لوحدة ونقاء الأمة، وكان يعلم أن هذا سيؤدي في النهاية إلى سبي آخر من الأرض (</w:t>
       </w:r>
-      <w:hyperlink r:id="rId19">
-        <w:r>
-          <w:rPr>
-            <w:rtl/>
-            <w:cs/>
-            <w:lang w:val="ar_AE" w:bidi="ar_AE"/>
-          </w:rPr>
-          <w:rPr>
-            <w:color w:val="0000EE"/>
-            <w:u w:val="single"/>
-          </w:rPr>
-          <w:t>عزرا 9:1–15</w:t>
-        </w:r>
-      </w:hyperlink>
+      <w:r>
+        <w:rPr>
+          <w:rtl/>
+          <w:cs/>
+          <w:lang w:val="ar_AE" w:bidi="ar_AE"/>
+        </w:rPr>
+        <w:t>عزرا 9:1–15</w:t>
+      </w:r>
       <w:r>
         <w:rPr>
           <w:rtl/>
@@ -607,20 +565,14 @@
         </w:rPr>
         <w:t>يتتبع سِفر نحميا الأحداث من عام 445 قبل الميلاد تقريبًا، في السنة العشرين لأرتحششتا الأول (</w:t>
       </w:r>
-      <w:hyperlink r:id="rId20">
-        <w:r>
-          <w:rPr>
-            <w:rtl/>
-            <w:cs/>
-            <w:lang w:val="ar_AE" w:bidi="ar_AE"/>
-          </w:rPr>
-          <w:rPr>
-            <w:color w:val="0000EE"/>
-            <w:u w:val="single"/>
-          </w:rPr>
-          <w:t>2:1</w:t>
-        </w:r>
-      </w:hyperlink>
+      <w:r>
+        <w:rPr>
+          <w:rtl/>
+          <w:cs/>
+          <w:lang w:val="ar_AE" w:bidi="ar_AE"/>
+        </w:rPr>
+        <w:t>2:1</w:t>
+      </w:r>
       <w:r>
         <w:rPr>
           <w:rtl/>
@@ -629,20 +581,14 @@
         </w:rPr>
         <w:t>) حتى ما بعد عام 432 قبل الميلاد، في السنة الثانية والثلاثين لأرتحششتا (</w:t>
       </w:r>
-      <w:hyperlink r:id="rId21">
-        <w:r>
-          <w:rPr>
-            <w:rtl/>
-            <w:cs/>
-            <w:lang w:val="ar_AE" w:bidi="ar_AE"/>
-          </w:rPr>
-          <w:rPr>
-            <w:color w:val="0000EE"/>
-            <w:u w:val="single"/>
-          </w:rPr>
-          <w:t>13:6–7</w:t>
-        </w:r>
-      </w:hyperlink>
+      <w:r>
+        <w:rPr>
+          <w:rtl/>
+          <w:cs/>
+          <w:lang w:val="ar_AE" w:bidi="ar_AE"/>
+        </w:rPr>
+        <w:t>13:6–7</w:t>
+      </w:r>
       <w:r>
         <w:rPr>
           <w:rtl/>
@@ -671,20 +617,14 @@
         </w:rPr>
         <w:t>كان نحميا ساقي الملك أرتحششتا في فارس (</w:t>
       </w:r>
-      <w:hyperlink r:id="rId22">
-        <w:r>
-          <w:rPr>
-            <w:rtl/>
-            <w:cs/>
-            <w:lang w:val="ar_AE" w:bidi="ar_AE"/>
-          </w:rPr>
-          <w:rPr>
-            <w:color w:val="0000EE"/>
-            <w:u w:val="single"/>
-          </w:rPr>
-          <w:t>1:11</w:t>
-        </w:r>
-      </w:hyperlink>
+      <w:r>
+        <w:rPr>
+          <w:rtl/>
+          <w:cs/>
+          <w:lang w:val="ar_AE" w:bidi="ar_AE"/>
+        </w:rPr>
+        <w:t>1:11</w:t>
+      </w:r>
       <w:r>
         <w:rPr>
           <w:rtl/>
@@ -693,20 +633,14 @@
         </w:rPr>
         <w:t>). عندما علِم نحميا بحالة أورشليم المدمرة (</w:t>
       </w:r>
-      <w:hyperlink r:id="rId23">
-        <w:r>
-          <w:rPr>
-            <w:rtl/>
-            <w:cs/>
-            <w:lang w:val="ar_AE" w:bidi="ar_AE"/>
-          </w:rPr>
-          <w:rPr>
-            <w:color w:val="0000EE"/>
-            <w:u w:val="single"/>
-          </w:rPr>
-          <w:t>1:1–3</w:t>
-        </w:r>
-      </w:hyperlink>
+      <w:r>
+        <w:rPr>
+          <w:rtl/>
+          <w:cs/>
+          <w:lang w:val="ar_AE" w:bidi="ar_AE"/>
+        </w:rPr>
+        <w:t>1:1–3</w:t>
+      </w:r>
       <w:r>
         <w:rPr>
           <w:rtl/>
@@ -715,20 +649,14 @@
         </w:rPr>
         <w:t xml:space="preserve">)، صلَّى بجدية لطلب مساعدة الله. جاءت إجابة الله مِن خلال أرتحششتا، الذي أرسل نحميا إلى يهوذا لإعادة بناء أسوار أورشليم (الإصحاح </w:t>
       </w:r>
-      <w:hyperlink r:id="rId24">
-        <w:r>
-          <w:rPr>
-            <w:rtl/>
-            <w:cs/>
-            <w:lang w:val="ar_AE" w:bidi="ar_AE"/>
-          </w:rPr>
-          <w:rPr>
-            <w:color w:val="0000EE"/>
-            <w:u w:val="single"/>
-          </w:rPr>
-          <w:t>3</w:t>
-        </w:r>
-      </w:hyperlink>
+      <w:r>
+        <w:rPr>
+          <w:rtl/>
+          <w:cs/>
+          <w:lang w:val="ar_AE" w:bidi="ar_AE"/>
+        </w:rPr>
+        <w:t>3</w:t>
+      </w:r>
       <w:r>
         <w:rPr>
           <w:rtl/>
@@ -737,20 +665,14 @@
         </w:rPr>
         <w:t>). نظَّم نحميا الناس وحفَّزهم وقادهم بشجاعة ونزاهة خلال أوقات المقاومة من الأعداء الخارجيين (</w:t>
       </w:r>
-      <w:hyperlink r:id="rId25">
-        <w:r>
-          <w:rPr>
-            <w:rtl/>
-            <w:cs/>
-            <w:lang w:val="ar_AE" w:bidi="ar_AE"/>
-          </w:rPr>
-          <w:rPr>
-            <w:color w:val="0000EE"/>
-            <w:u w:val="single"/>
-          </w:rPr>
-          <w:t>4:1–23؛</w:t>
-        </w:r>
-      </w:hyperlink>
+      <w:r>
+        <w:rPr>
+          <w:rtl/>
+          <w:cs/>
+          <w:lang w:val="ar_AE" w:bidi="ar_AE"/>
+        </w:rPr>
+        <w:t>4:1–23؛</w:t>
+      </w:r>
       <w:r>
         <w:rPr>
           <w:rtl/>
@@ -759,20 +681,14 @@
         </w:rPr>
         <w:t xml:space="preserve"> </w:t>
       </w:r>
-      <w:hyperlink r:id="rId26">
-        <w:r>
-          <w:rPr>
-            <w:rtl/>
-            <w:cs/>
-            <w:lang w:val="ar_AE" w:bidi="ar_AE"/>
-          </w:rPr>
-          <w:rPr>
-            <w:color w:val="0000EE"/>
-            <w:u w:val="single"/>
-          </w:rPr>
-          <w:t>6:1–14</w:t>
-        </w:r>
-      </w:hyperlink>
+      <w:r>
+        <w:rPr>
+          <w:rtl/>
+          <w:cs/>
+          <w:lang w:val="ar_AE" w:bidi="ar_AE"/>
+        </w:rPr>
+        <w:t>6:1–14</w:t>
+      </w:r>
       <w:r>
         <w:rPr>
           <w:rtl/>
@@ -781,20 +697,14 @@
         </w:rPr>
         <w:t xml:space="preserve">) والصراع داخل المجتمع (الإصحاح </w:t>
       </w:r>
-      <w:hyperlink r:id="rId27">
-        <w:r>
-          <w:rPr>
-            <w:rtl/>
-            <w:cs/>
-            <w:lang w:val="ar_AE" w:bidi="ar_AE"/>
-          </w:rPr>
-          <w:rPr>
-            <w:color w:val="0000EE"/>
-            <w:u w:val="single"/>
-          </w:rPr>
-          <w:t>5</w:t>
-        </w:r>
-      </w:hyperlink>
+      <w:r>
+        <w:rPr>
+          <w:rtl/>
+          <w:cs/>
+          <w:lang w:val="ar_AE" w:bidi="ar_AE"/>
+        </w:rPr>
+        <w:t>5</w:t>
+      </w:r>
       <w:r>
         <w:rPr>
           <w:rtl/>
@@ -803,20 +713,14 @@
         </w:rPr>
         <w:t>). بالرغم من المعارضة القوية (</w:t>
       </w:r>
-      <w:hyperlink r:id="rId28">
-        <w:r>
-          <w:rPr>
-            <w:rtl/>
-            <w:cs/>
-            <w:lang w:val="ar_AE" w:bidi="ar_AE"/>
-          </w:rPr>
-          <w:rPr>
-            <w:color w:val="0000EE"/>
-            <w:u w:val="single"/>
-          </w:rPr>
-          <w:t>6:1–4</w:t>
-        </w:r>
-      </w:hyperlink>
+      <w:r>
+        <w:rPr>
+          <w:rtl/>
+          <w:cs/>
+          <w:lang w:val="ar_AE" w:bidi="ar_AE"/>
+        </w:rPr>
+        <w:t>6:1–4</w:t>
+      </w:r>
       <w:r>
         <w:rPr>
           <w:rtl/>
@@ -825,20 +729,14 @@
         </w:rPr>
         <w:t>)، تحت قيادة نحميا أعاد الناس بناء أسوار أورشليم في اثنين وخمسين يومًا فقط (</w:t>
       </w:r>
-      <w:hyperlink r:id="rId29">
-        <w:r>
-          <w:rPr>
-            <w:rtl/>
-            <w:cs/>
-            <w:lang w:val="ar_AE" w:bidi="ar_AE"/>
-          </w:rPr>
-          <w:rPr>
-            <w:color w:val="0000EE"/>
-            <w:u w:val="single"/>
-          </w:rPr>
-          <w:t>6:15</w:t>
-        </w:r>
-      </w:hyperlink>
+      <w:r>
+        <w:rPr>
+          <w:rtl/>
+          <w:cs/>
+          <w:lang w:val="ar_AE" w:bidi="ar_AE"/>
+        </w:rPr>
+        <w:t>6:15</w:t>
+      </w:r>
       <w:r>
         <w:rPr>
           <w:rtl/>
@@ -867,20 +765,14 @@
         </w:rPr>
         <w:t>بعد الانتهاء من بناء الأسوار، يركز السرد على الإصلاحات الدينية التي قادها عزرا ونحميا (</w:t>
       </w:r>
-      <w:hyperlink r:id="rId30">
-        <w:r>
-          <w:rPr>
-            <w:rtl/>
-            <w:cs/>
-            <w:lang w:val="ar_AE" w:bidi="ar_AE"/>
-          </w:rPr>
-          <w:rPr>
-            <w:color w:val="0000EE"/>
-            <w:u w:val="single"/>
-          </w:rPr>
-          <w:t>7:73–10:39</w:t>
-        </w:r>
-      </w:hyperlink>
+      <w:r>
+        <w:rPr>
+          <w:rtl/>
+          <w:cs/>
+          <w:lang w:val="ar_AE" w:bidi="ar_AE"/>
+        </w:rPr>
+        <w:t>7:73–10:39</w:t>
+      </w:r>
       <w:r>
         <w:rPr>
           <w:rtl/>
@@ -889,20 +781,14 @@
         </w:rPr>
         <w:t>). في عيد المظال السنوي، قرأ عزرا للجمع من أسفار موسى (</w:t>
       </w:r>
-      <w:hyperlink r:id="rId31">
-        <w:r>
-          <w:rPr>
-            <w:rtl/>
-            <w:cs/>
-            <w:lang w:val="ar_AE" w:bidi="ar_AE"/>
-          </w:rPr>
-          <w:rPr>
-            <w:color w:val="0000EE"/>
-            <w:u w:val="single"/>
-          </w:rPr>
-          <w:t>8:5–8</w:t>
-        </w:r>
-      </w:hyperlink>
+      <w:r>
+        <w:rPr>
+          <w:rtl/>
+          <w:cs/>
+          <w:lang w:val="ar_AE" w:bidi="ar_AE"/>
+        </w:rPr>
+        <w:t>8:5–8</w:t>
+      </w:r>
       <w:r>
         <w:rPr>
           <w:rtl/>
@@ -911,20 +797,14 @@
         </w:rPr>
         <w:t>)، مما أدى إلى نهضة وصلاة اعتراف طويلة (</w:t>
       </w:r>
-      <w:hyperlink r:id="rId32">
-        <w:r>
-          <w:rPr>
-            <w:rtl/>
-            <w:cs/>
-            <w:lang w:val="ar_AE" w:bidi="ar_AE"/>
-          </w:rPr>
-          <w:rPr>
-            <w:color w:val="0000EE"/>
-            <w:u w:val="single"/>
-          </w:rPr>
-          <w:t>9:5–37</w:t>
-        </w:r>
-      </w:hyperlink>
+      <w:r>
+        <w:rPr>
+          <w:rtl/>
+          <w:cs/>
+          <w:lang w:val="ar_AE" w:bidi="ar_AE"/>
+        </w:rPr>
+        <w:t>9:5–37</w:t>
+      </w:r>
       <w:r>
         <w:rPr>
           <w:rtl/>
@@ -933,20 +813,14 @@
         </w:rPr>
         <w:t>). خلال هذه النهضة، التزم الإسرائيليون بعدم الزواج من الأجنبيات وعدم تدنيس السبت (</w:t>
       </w:r>
-      <w:hyperlink r:id="rId33">
-        <w:r>
-          <w:rPr>
-            <w:rtl/>
-            <w:cs/>
-            <w:lang w:val="ar_AE" w:bidi="ar_AE"/>
-          </w:rPr>
-          <w:rPr>
-            <w:color w:val="0000EE"/>
-            <w:u w:val="single"/>
-          </w:rPr>
-          <w:t>10:28–39</w:t>
-        </w:r>
-      </w:hyperlink>
+      <w:r>
+        <w:rPr>
+          <w:rtl/>
+          <w:cs/>
+          <w:lang w:val="ar_AE" w:bidi="ar_AE"/>
+        </w:rPr>
+        <w:t>10:28–39</w:t>
+      </w:r>
       <w:r>
         <w:rPr>
           <w:rtl/>
@@ -975,20 +849,14 @@
         </w:rPr>
         <w:t xml:space="preserve">يصف القسم الأخير من السِفر (الإصحاح </w:t>
       </w:r>
-      <w:hyperlink r:id="rId34">
-        <w:r>
-          <w:rPr>
-            <w:rtl/>
-            <w:cs/>
-            <w:lang w:val="ar_AE" w:bidi="ar_AE"/>
-          </w:rPr>
-          <w:rPr>
-            <w:color w:val="0000EE"/>
-            <w:u w:val="single"/>
-          </w:rPr>
-          <w:t>11–13</w:t>
-        </w:r>
-      </w:hyperlink>
+      <w:r>
+        <w:rPr>
+          <w:rtl/>
+          <w:cs/>
+          <w:lang w:val="ar_AE" w:bidi="ar_AE"/>
+        </w:rPr>
+        <w:t>11–13</w:t>
+      </w:r>
       <w:r>
         <w:rPr>
           <w:rtl/>
@@ -997,20 +865,14 @@
         </w:rPr>
         <w:t>) جهود نحميا المدنية لإعادة توطين المزيد من الناس في أورشليم (</w:t>
       </w:r>
-      <w:hyperlink r:id="rId35">
-        <w:r>
-          <w:rPr>
-            <w:rtl/>
-            <w:cs/>
-            <w:lang w:val="ar_AE" w:bidi="ar_AE"/>
-          </w:rPr>
-          <w:rPr>
-            <w:color w:val="0000EE"/>
-            <w:u w:val="single"/>
-          </w:rPr>
-          <w:t>11</w:t>
-        </w:r>
-      </w:hyperlink>
+      <w:r>
+        <w:rPr>
+          <w:rtl/>
+          <w:cs/>
+          <w:lang w:val="ar_AE" w:bidi="ar_AE"/>
+        </w:rPr>
+        <w:t>11</w:t>
+      </w:r>
       <w:r>
         <w:rPr>
           <w:rtl/>
@@ -1019,20 +881,14 @@
         </w:rPr>
         <w:t>) وتكريس أسوار أورشليم (</w:t>
       </w:r>
-      <w:hyperlink r:id="rId36">
-        <w:r>
-          <w:rPr>
-            <w:rtl/>
-            <w:cs/>
-            <w:lang w:val="ar_AE" w:bidi="ar_AE"/>
-          </w:rPr>
-          <w:rPr>
-            <w:color w:val="0000EE"/>
-            <w:u w:val="single"/>
-          </w:rPr>
-          <w:t>12:27–43</w:t>
-        </w:r>
-      </w:hyperlink>
+      <w:r>
+        <w:rPr>
+          <w:rtl/>
+          <w:cs/>
+          <w:lang w:val="ar_AE" w:bidi="ar_AE"/>
+        </w:rPr>
+        <w:t>12:27–43</w:t>
+      </w:r>
       <w:r>
         <w:rPr>
           <w:rtl/>
@@ -1041,20 +897,14 @@
         </w:rPr>
         <w:t>) وتنظيم حُراس البوابات وخُدام مخزن الهيكل (</w:t>
       </w:r>
-      <w:hyperlink r:id="rId37">
-        <w:r>
-          <w:rPr>
-            <w:rtl/>
-            <w:cs/>
-            <w:lang w:val="ar_AE" w:bidi="ar_AE"/>
-          </w:rPr>
-          <w:rPr>
-            <w:color w:val="0000EE"/>
-            <w:u w:val="single"/>
-          </w:rPr>
-          <w:t>12:44–13:5</w:t>
-        </w:r>
-      </w:hyperlink>
+      <w:r>
+        <w:rPr>
+          <w:rtl/>
+          <w:cs/>
+          <w:lang w:val="ar_AE" w:bidi="ar_AE"/>
+        </w:rPr>
+        <w:t>12:44–13:5</w:t>
+      </w:r>
       <w:r>
         <w:rPr>
           <w:rtl/>
@@ -1063,20 +913,14 @@
         </w:rPr>
         <w:t>). بعد مدّة من الغياب، عاد نحميا إلى أورشليم (</w:t>
       </w:r>
-      <w:hyperlink r:id="rId21">
-        <w:r>
-          <w:rPr>
-            <w:rtl/>
-            <w:cs/>
-            <w:lang w:val="ar_AE" w:bidi="ar_AE"/>
-          </w:rPr>
-          <w:rPr>
-            <w:color w:val="0000EE"/>
-            <w:u w:val="single"/>
-          </w:rPr>
-          <w:t>13:6–7</w:t>
-        </w:r>
-      </w:hyperlink>
+      <w:r>
+        <w:rPr>
+          <w:rtl/>
+          <w:cs/>
+          <w:lang w:val="ar_AE" w:bidi="ar_AE"/>
+        </w:rPr>
+        <w:t>13:6–7</w:t>
+      </w:r>
       <w:r>
         <w:rPr>
           <w:rtl/>
@@ -1085,20 +929,14 @@
         </w:rPr>
         <w:t>). عند وصوله، اتخذ تدابير لضمان طهارة الهيكل، وواجه الناس مرة أخرى بشأن السبت والزواج المختلط مِمَّن يعبدون آلهة أخرى (</w:t>
       </w:r>
-      <w:hyperlink r:id="rId38">
-        <w:r>
-          <w:rPr>
-            <w:rtl/>
-            <w:cs/>
-            <w:lang w:val="ar_AE" w:bidi="ar_AE"/>
-          </w:rPr>
-          <w:rPr>
-            <w:color w:val="0000EE"/>
-            <w:u w:val="single"/>
-          </w:rPr>
-          <w:t>13:10–28</w:t>
-        </w:r>
-      </w:hyperlink>
+      <w:r>
+        <w:rPr>
+          <w:rtl/>
+          <w:cs/>
+          <w:lang w:val="ar_AE" w:bidi="ar_AE"/>
+        </w:rPr>
+        <w:t>13:10–28</w:t>
+      </w:r>
       <w:r>
         <w:rPr>
           <w:rtl/>
@@ -1158,20 +996,14 @@
         </w:rPr>
         <w:t xml:space="preserve">15أ) إلى أنَّ عزرا هو كاتب كلٍّ من عزرا ونحميا وهذه الاحتمالية هي الأكثر ترجيحًا. كانت الإصحاحات </w:t>
       </w:r>
-      <w:hyperlink r:id="rId39">
-        <w:r>
-          <w:rPr>
-            <w:rtl/>
-            <w:cs/>
-            <w:lang w:val="ar_AE" w:bidi="ar_AE"/>
-          </w:rPr>
-          <w:rPr>
-            <w:color w:val="0000EE"/>
-            <w:u w:val="single"/>
-          </w:rPr>
-          <w:t>نحميا 8–10</w:t>
-        </w:r>
-      </w:hyperlink>
+      <w:r>
+        <w:rPr>
+          <w:rtl/>
+          <w:cs/>
+          <w:lang w:val="ar_AE" w:bidi="ar_AE"/>
+        </w:rPr>
+        <w:t>نحميا 8–10</w:t>
+      </w:r>
       <w:r>
         <w:rPr>
           <w:rtl/>
@@ -1180,20 +1012,14 @@
         </w:rPr>
         <w:t xml:space="preserve"> مُستمدة على الأرجح من مذكرات عزرا الخاصة. قام عزرا أيضًا بملاءمة وترتيب مجموعة متنوعة من النصوص لتناسب أهدافه، ويبدو أنه شمل مذكرات نحميا وتقاريره إلى البلاط الفارسي بشأن التقدُّم في مشروع إعادة الإعمار في أورشليم (</w:t>
       </w:r>
-      <w:hyperlink r:id="rId40">
-        <w:r>
-          <w:rPr>
-            <w:rtl/>
-            <w:cs/>
-            <w:lang w:val="ar_AE" w:bidi="ar_AE"/>
-          </w:rPr>
-          <w:rPr>
-            <w:color w:val="0000EE"/>
-            <w:u w:val="single"/>
-          </w:rPr>
-          <w:t>نحميا 1–7</w:t>
-        </w:r>
-      </w:hyperlink>
+      <w:r>
+        <w:rPr>
+          <w:rtl/>
+          <w:cs/>
+          <w:lang w:val="ar_AE" w:bidi="ar_AE"/>
+        </w:rPr>
+        <w:t>نحميا 1–7</w:t>
+      </w:r>
       <w:r>
         <w:rPr>
           <w:rtl/>
@@ -1202,20 +1028,14 @@
         </w:rPr>
         <w:t xml:space="preserve"> و</w:t>
       </w:r>
-      <w:hyperlink r:id="rId34">
-        <w:r>
-          <w:rPr>
-            <w:rtl/>
-            <w:cs/>
-            <w:lang w:val="ar_AE" w:bidi="ar_AE"/>
-          </w:rPr>
-          <w:rPr>
-            <w:color w:val="0000EE"/>
-            <w:u w:val="single"/>
-          </w:rPr>
-          <w:t>11–13</w:t>
-        </w:r>
-      </w:hyperlink>
+      <w:r>
+        <w:rPr>
+          <w:rtl/>
+          <w:cs/>
+          <w:lang w:val="ar_AE" w:bidi="ar_AE"/>
+        </w:rPr>
+        <w:t>11–13</w:t>
+      </w:r>
       <w:r>
         <w:rPr>
           <w:rtl/>
@@ -1244,20 +1064,14 @@
         </w:rPr>
         <w:t>يتشارك نحميا في عدة خصائص مع سِفر عزرا. يصف كل من عزرا (</w:t>
       </w:r>
-      <w:hyperlink r:id="rId41">
-        <w:r>
-          <w:rPr>
-            <w:rtl/>
-            <w:cs/>
-            <w:lang w:val="ar_AE" w:bidi="ar_AE"/>
-          </w:rPr>
-          <w:rPr>
-            <w:color w:val="0000EE"/>
-            <w:u w:val="single"/>
-          </w:rPr>
-          <w:t>عزرا 1–6</w:t>
-        </w:r>
-      </w:hyperlink>
+      <w:r>
+        <w:rPr>
+          <w:rtl/>
+          <w:cs/>
+          <w:lang w:val="ar_AE" w:bidi="ar_AE"/>
+        </w:rPr>
+        <w:t>عزرا 1–6</w:t>
+      </w:r>
       <w:r>
         <w:rPr>
           <w:rtl/>
@@ -1266,20 +1080,14 @@
         </w:rPr>
         <w:t>) ونحميا (</w:t>
       </w:r>
-      <w:hyperlink r:id="rId40">
-        <w:r>
-          <w:rPr>
-            <w:rtl/>
-            <w:cs/>
-            <w:lang w:val="ar_AE" w:bidi="ar_AE"/>
-          </w:rPr>
-          <w:rPr>
-            <w:color w:val="0000EE"/>
-            <w:u w:val="single"/>
-          </w:rPr>
-          <w:t>نح 1–7</w:t>
-        </w:r>
-      </w:hyperlink>
+      <w:r>
+        <w:rPr>
+          <w:rtl/>
+          <w:cs/>
+          <w:lang w:val="ar_AE" w:bidi="ar_AE"/>
+        </w:rPr>
+        <w:t>نح 1–7</w:t>
+      </w:r>
       <w:r>
         <w:rPr>
           <w:rtl/>
@@ -1288,20 +1096,14 @@
         </w:rPr>
         <w:t>) عودة المسبيين إلى أورشليم لإكمال مشروع إعادة البناء. يحتوي كِلا السِفرَين على قصص عن شعوب مجاورة تعارض جهود إعادة البناء. الأهم من ذلك، يُظهر كل من نحميا وعزرا كيف أن العمل الجاد ومساعدة ٱلله مكّنا الشعب من إكمال البنايات المهمة في أورشليم. كما يروي كلا السِفرَين عن الإصلاحات الروحية التي استمع فيها الشعب إلى كلمة ٱلله وتابوا عن الإخفاقات الماضية وأقاموا إصلاحات دينية واجتماعية (</w:t>
       </w:r>
-      <w:hyperlink r:id="rId42">
-        <w:r>
-          <w:rPr>
-            <w:rtl/>
-            <w:cs/>
-            <w:lang w:val="ar_AE" w:bidi="ar_AE"/>
-          </w:rPr>
-          <w:rPr>
-            <w:color w:val="0000EE"/>
-            <w:u w:val="single"/>
-          </w:rPr>
-          <w:t>عزرا 9–10؛</w:t>
-        </w:r>
-      </w:hyperlink>
+      <w:r>
+        <w:rPr>
+          <w:rtl/>
+          <w:cs/>
+          <w:lang w:val="ar_AE" w:bidi="ar_AE"/>
+        </w:rPr>
+        <w:t>عزرا 9–10؛</w:t>
+      </w:r>
       <w:r>
         <w:rPr>
           <w:rtl/>
@@ -1310,20 +1112,14 @@
         </w:rPr>
         <w:t xml:space="preserve"> </w:t>
       </w:r>
-      <w:hyperlink r:id="rId39">
-        <w:r>
-          <w:rPr>
-            <w:rtl/>
-            <w:cs/>
-            <w:lang w:val="ar_AE" w:bidi="ar_AE"/>
-          </w:rPr>
-          <w:rPr>
-            <w:color w:val="0000EE"/>
-            <w:u w:val="single"/>
-          </w:rPr>
-          <w:t>نح 8–10</w:t>
-        </w:r>
-      </w:hyperlink>
+      <w:r>
+        <w:rPr>
+          <w:rtl/>
+          <w:cs/>
+          <w:lang w:val="ar_AE" w:bidi="ar_AE"/>
+        </w:rPr>
+        <w:t>نح 8–10</w:t>
+      </w:r>
       <w:r>
         <w:rPr>
           <w:rtl/>
@@ -1352,20 +1148,14 @@
         </w:rPr>
         <w:t>ثمة أحداث عِدَّة في نحميا لها نظائر في عزرا تُروى بطرق مشابهة. تتضمن هذه الأحداث قصصًا عن الذين عارضوا إعادة البناء (</w:t>
       </w:r>
-      <w:hyperlink r:id="rId26">
-        <w:r>
-          <w:rPr>
-            <w:rtl/>
-            <w:cs/>
-            <w:lang w:val="ar_AE" w:bidi="ar_AE"/>
-          </w:rPr>
-          <w:rPr>
-            <w:color w:val="0000EE"/>
-            <w:u w:val="single"/>
-          </w:rPr>
-          <w:t>6:1–14؛</w:t>
-        </w:r>
-      </w:hyperlink>
+      <w:r>
+        <w:rPr>
+          <w:rtl/>
+          <w:cs/>
+          <w:lang w:val="ar_AE" w:bidi="ar_AE"/>
+        </w:rPr>
+        <w:t>6:1–14؛</w:t>
+      </w:r>
       <w:r>
         <w:rPr>
           <w:rtl/>
@@ -1374,20 +1164,14 @@
         </w:rPr>
         <w:t xml:space="preserve"> </w:t>
       </w:r>
-      <w:hyperlink r:id="rId43">
-        <w:r>
-          <w:rPr>
-            <w:rtl/>
-            <w:cs/>
-            <w:lang w:val="ar_AE" w:bidi="ar_AE"/>
-          </w:rPr>
-          <w:rPr>
-            <w:color w:val="0000EE"/>
-            <w:u w:val="single"/>
-          </w:rPr>
-          <w:t>عزرا 4:1–23</w:t>
-        </w:r>
-      </w:hyperlink>
+      <w:r>
+        <w:rPr>
+          <w:rtl/>
+          <w:cs/>
+          <w:lang w:val="ar_AE" w:bidi="ar_AE"/>
+        </w:rPr>
+        <w:t>عزرا 4:1–23</w:t>
+      </w:r>
       <w:r>
         <w:rPr>
           <w:rtl/>
@@ -1396,20 +1180,14 @@
         </w:rPr>
         <w:t>)، ومسيرات للاحتفال بالتكريس (</w:t>
       </w:r>
-      <w:hyperlink r:id="rId44">
-        <w:r>
-          <w:rPr>
-            <w:rtl/>
-            <w:cs/>
-            <w:lang w:val="ar_AE" w:bidi="ar_AE"/>
-          </w:rPr>
-          <w:rPr>
-            <w:color w:val="0000EE"/>
-            <w:u w:val="single"/>
-          </w:rPr>
-          <w:t>12:31–43؛</w:t>
-        </w:r>
-      </w:hyperlink>
+      <w:r>
+        <w:rPr>
+          <w:rtl/>
+          <w:cs/>
+          <w:lang w:val="ar_AE" w:bidi="ar_AE"/>
+        </w:rPr>
+        <w:t>12:31–43؛</w:t>
+      </w:r>
       <w:r>
         <w:rPr>
           <w:rtl/>
@@ -1418,20 +1196,14 @@
         </w:rPr>
         <w:t xml:space="preserve"> </w:t>
       </w:r>
-      <w:hyperlink r:id="rId45">
-        <w:r>
-          <w:rPr>
-            <w:rtl/>
-            <w:cs/>
-            <w:lang w:val="ar_AE" w:bidi="ar_AE"/>
-          </w:rPr>
-          <w:rPr>
-            <w:color w:val="0000EE"/>
-            <w:u w:val="single"/>
-          </w:rPr>
-          <w:t>عزرا 6:16–18</w:t>
-        </w:r>
-      </w:hyperlink>
+      <w:r>
+        <w:rPr>
+          <w:rtl/>
+          <w:cs/>
+          <w:lang w:val="ar_AE" w:bidi="ar_AE"/>
+        </w:rPr>
+        <w:t>عزرا 6:16–18</w:t>
+      </w:r>
       <w:r>
         <w:rPr>
           <w:rtl/>
@@ -1440,20 +1212,14 @@
         </w:rPr>
         <w:t>) وإصلاحات مشابهة (</w:t>
       </w:r>
-      <w:hyperlink r:id="rId46">
-        <w:r>
-          <w:rPr>
-            <w:rtl/>
-            <w:cs/>
-            <w:lang w:val="ar_AE" w:bidi="ar_AE"/>
-          </w:rPr>
-          <w:rPr>
-            <w:color w:val="0000EE"/>
-            <w:u w:val="single"/>
-          </w:rPr>
-          <w:t>13:15–29؛</w:t>
-        </w:r>
-      </w:hyperlink>
+      <w:r>
+        <w:rPr>
+          <w:rtl/>
+          <w:cs/>
+          <w:lang w:val="ar_AE" w:bidi="ar_AE"/>
+        </w:rPr>
+        <w:t>13:15–29؛</w:t>
+      </w:r>
       <w:r>
         <w:rPr>
           <w:rtl/>
@@ -1462,20 +1228,14 @@
         </w:rPr>
         <w:t xml:space="preserve"> </w:t>
       </w:r>
-      <w:hyperlink r:id="rId42">
-        <w:r>
-          <w:rPr>
-            <w:rtl/>
-            <w:cs/>
-            <w:lang w:val="ar_AE" w:bidi="ar_AE"/>
-          </w:rPr>
-          <w:rPr>
-            <w:color w:val="0000EE"/>
-            <w:u w:val="single"/>
-          </w:rPr>
-          <w:t>عزرا 9:1–10:44</w:t>
-        </w:r>
-      </w:hyperlink>
+      <w:r>
+        <w:rPr>
+          <w:rtl/>
+          <w:cs/>
+          <w:lang w:val="ar_AE" w:bidi="ar_AE"/>
+        </w:rPr>
+        <w:t>عزرا 9:1–10:44</w:t>
+      </w:r>
       <w:r>
         <w:rPr>
           <w:rtl/>
@@ -1484,20 +1244,14 @@
         </w:rPr>
         <w:t>). مثل عزرا، يحتوي نحميا على قوائم بأسماء (</w:t>
       </w:r>
-      <w:hyperlink r:id="rId24">
-        <w:r>
-          <w:rPr>
-            <w:rtl/>
-            <w:cs/>
-            <w:lang w:val="ar_AE" w:bidi="ar_AE"/>
-          </w:rPr>
-          <w:rPr>
-            <w:color w:val="0000EE"/>
-            <w:u w:val="single"/>
-          </w:rPr>
-          <w:t>3؛</w:t>
-        </w:r>
-      </w:hyperlink>
+      <w:r>
+        <w:rPr>
+          <w:rtl/>
+          <w:cs/>
+          <w:lang w:val="ar_AE" w:bidi="ar_AE"/>
+        </w:rPr>
+        <w:t>3؛</w:t>
+      </w:r>
       <w:r>
         <w:rPr>
           <w:rtl/>
@@ -1506,48 +1260,30 @@
         </w:rPr>
         <w:t xml:space="preserve"> </w:t>
       </w:r>
-      <w:hyperlink r:id="rId47">
-        <w:r>
-          <w:rPr>
-            <w:rtl/>
-            <w:cs/>
-            <w:lang w:val="ar_AE" w:bidi="ar_AE"/>
-          </w:rPr>
-          <w:rPr>
-            <w:color w:val="0000EE"/>
-            <w:u w:val="single"/>
-          </w:rPr>
-          <w:t>7:6–73؛ 10:1–27؛</w:t>
-        </w:r>
-      </w:hyperlink>
-      <w:hyperlink r:id="rId48">
-        <w:r>
-          <w:rPr>
-            <w:rtl/>
-            <w:cs/>
-            <w:lang w:val="ar_AE" w:bidi="ar_AE"/>
-          </w:rPr>
-          <w:rPr>
-            <w:color w:val="0000EE"/>
-            <w:u w:val="single"/>
-          </w:rPr>
-          <w:t xml:space="preserve"> </w:t>
-        </w:r>
-      </w:hyperlink>
-      <w:hyperlink r:id="rId49">
-        <w:r>
-          <w:rPr>
-            <w:rtl/>
-            <w:cs/>
-            <w:lang w:val="ar_AE" w:bidi="ar_AE"/>
-          </w:rPr>
-          <w:rPr>
-            <w:color w:val="0000EE"/>
-            <w:u w:val="single"/>
-          </w:rPr>
-          <w:t>11:1–12:26</w:t>
-        </w:r>
-      </w:hyperlink>
+      <w:r>
+        <w:rPr>
+          <w:rtl/>
+          <w:cs/>
+          <w:lang w:val="ar_AE" w:bidi="ar_AE"/>
+        </w:rPr>
+        <w:t>7:6–73؛ 10:1–27؛</w:t>
+      </w:r>
+      <w:r>
+        <w:rPr>
+          <w:rtl/>
+          <w:cs/>
+          <w:lang w:val="ar_AE" w:bidi="ar_AE"/>
+        </w:rPr>
+        <w:t xml:space="preserve"> </w:t>
+      </w:r>
+      <w:r>
+        <w:rPr>
+          <w:rtl/>
+          <w:cs/>
+          <w:lang w:val="ar_AE" w:bidi="ar_AE"/>
+        </w:rPr>
+        <w:t>11:1–12:26</w:t>
+      </w:r>
       <w:r>
         <w:rPr>
           <w:rtl/>
@@ -1556,20 +1292,14 @@
         </w:rPr>
         <w:t>) وعلى الأقل قسم واحد من المعارضين (</w:t>
       </w:r>
-      <w:hyperlink r:id="rId50">
-        <w:r>
-          <w:rPr>
-            <w:rtl/>
-            <w:cs/>
-            <w:lang w:val="ar_AE" w:bidi="ar_AE"/>
-          </w:rPr>
-          <w:rPr>
-            <w:color w:val="0000EE"/>
-            <w:u w:val="single"/>
-          </w:rPr>
-          <w:t>7:6–10:39</w:t>
-        </w:r>
-      </w:hyperlink>
+      <w:r>
+        <w:rPr>
+          <w:rtl/>
+          <w:cs/>
+          <w:lang w:val="ar_AE" w:bidi="ar_AE"/>
+        </w:rPr>
+        <w:t>7:6–10:39</w:t>
+      </w:r>
       <w:r>
         <w:rPr>
           <w:rtl/>
@@ -1578,20 +1308,14 @@
         </w:rPr>
         <w:t>) يتبعه استئناف لسرد سابق (</w:t>
       </w:r>
-      <w:hyperlink r:id="rId51">
-        <w:r>
-          <w:rPr>
-            <w:rtl/>
-            <w:cs/>
-            <w:lang w:val="ar_AE" w:bidi="ar_AE"/>
-          </w:rPr>
-          <w:rPr>
-            <w:color w:val="0000EE"/>
-            <w:u w:val="single"/>
-          </w:rPr>
-          <w:t>11:1–4</w:t>
-        </w:r>
-      </w:hyperlink>
+      <w:r>
+        <w:rPr>
+          <w:rtl/>
+          <w:cs/>
+          <w:lang w:val="ar_AE" w:bidi="ar_AE"/>
+        </w:rPr>
+        <w:t>11:1–4</w:t>
+      </w:r>
       <w:r>
         <w:rPr>
           <w:rtl/>
@@ -1634,20 +1358,14 @@
         </w:rPr>
         <w:t>الصلاة. بَنَى نحميا خدمته على أساس الصلاة. لقد صلَّى بجدية لله لإنقاذ الناس من وضعهم المزري واستجاب الله بإرسال نحميا (</w:t>
       </w:r>
-      <w:hyperlink r:id="rId52">
-        <w:r>
-          <w:rPr>
-            <w:rtl/>
-            <w:cs/>
-            <w:lang w:val="ar_AE" w:bidi="ar_AE"/>
-          </w:rPr>
-          <w:rPr>
-            <w:color w:val="0000EE"/>
-            <w:u w:val="single"/>
-          </w:rPr>
-          <w:t>1:1–2:8</w:t>
-        </w:r>
-      </w:hyperlink>
+      <w:r>
+        <w:rPr>
+          <w:rtl/>
+          <w:cs/>
+          <w:lang w:val="ar_AE" w:bidi="ar_AE"/>
+        </w:rPr>
+        <w:t>1:1–2:8</w:t>
+      </w:r>
       <w:r>
         <w:rPr>
           <w:rtl/>
@@ -1656,20 +1374,14 @@
         </w:rPr>
         <w:t>). عندما عارض الأجانب إعادة بناء أسوار أورشليم، طلب نحميا من الله أن يحكم عليهم (</w:t>
       </w:r>
-      <w:hyperlink r:id="rId53">
-        <w:r>
-          <w:rPr>
-            <w:rtl/>
-            <w:cs/>
-            <w:lang w:val="ar_AE" w:bidi="ar_AE"/>
-          </w:rPr>
-          <w:rPr>
-            <w:color w:val="0000EE"/>
-            <w:u w:val="single"/>
-          </w:rPr>
-          <w:t>4:4–5؛</w:t>
-        </w:r>
-      </w:hyperlink>
+      <w:r>
+        <w:rPr>
+          <w:rtl/>
+          <w:cs/>
+          <w:lang w:val="ar_AE" w:bidi="ar_AE"/>
+        </w:rPr>
+        <w:t>4:4–5؛</w:t>
+      </w:r>
       <w:r>
         <w:rPr>
           <w:rtl/>
@@ -1678,20 +1390,14 @@
         </w:rPr>
         <w:t xml:space="preserve"> </w:t>
       </w:r>
-      <w:hyperlink r:id="rId54">
-        <w:r>
-          <w:rPr>
-            <w:rtl/>
-            <w:cs/>
-            <w:lang w:val="ar_AE" w:bidi="ar_AE"/>
-          </w:rPr>
-          <w:rPr>
-            <w:color w:val="0000EE"/>
-            <w:u w:val="single"/>
-          </w:rPr>
-          <w:t>6:14</w:t>
-        </w:r>
-      </w:hyperlink>
+      <w:r>
+        <w:rPr>
+          <w:rtl/>
+          <w:cs/>
+          <w:lang w:val="ar_AE" w:bidi="ar_AE"/>
+        </w:rPr>
+        <w:t>6:14</w:t>
+      </w:r>
       <w:r>
         <w:rPr>
           <w:rtl/>
@@ -1700,20 +1406,14 @@
         </w:rPr>
         <w:t>). صلَّى نحميا من أجل الدعم الإلهي عندما تعامل مع الذين كانوا يستعبدون اليهود الآخرين (</w:t>
       </w:r>
-      <w:hyperlink r:id="rId55">
-        <w:r>
-          <w:rPr>
-            <w:rtl/>
-            <w:cs/>
-            <w:lang w:val="ar_AE" w:bidi="ar_AE"/>
-          </w:rPr>
-          <w:rPr>
-            <w:color w:val="0000EE"/>
-            <w:u w:val="single"/>
-          </w:rPr>
-          <w:t>5:19</w:t>
-        </w:r>
-      </w:hyperlink>
+      <w:r>
+        <w:rPr>
+          <w:rtl/>
+          <w:cs/>
+          <w:lang w:val="ar_AE" w:bidi="ar_AE"/>
+        </w:rPr>
+        <w:t>5:19</w:t>
+      </w:r>
       <w:r>
         <w:rPr>
           <w:rtl/>
@@ -1722,20 +1422,14 @@
         </w:rPr>
         <w:t>) والذين لم يكونوا مُقدمين للعشور (</w:t>
       </w:r>
-      <w:hyperlink r:id="rId56">
-        <w:r>
-          <w:rPr>
-            <w:rtl/>
-            <w:cs/>
-            <w:lang w:val="ar_AE" w:bidi="ar_AE"/>
-          </w:rPr>
-          <w:rPr>
-            <w:color w:val="0000EE"/>
-            <w:u w:val="single"/>
-          </w:rPr>
-          <w:t>13:14</w:t>
-        </w:r>
-      </w:hyperlink>
+      <w:r>
+        <w:rPr>
+          <w:rtl/>
+          <w:cs/>
+          <w:lang w:val="ar_AE" w:bidi="ar_AE"/>
+        </w:rPr>
+        <w:t>13:14</w:t>
+      </w:r>
       <w:r>
         <w:rPr>
           <w:rtl/>
@@ -1744,20 +1438,14 @@
         </w:rPr>
         <w:t>) والذين لم يكونوا محافظين على السبت (</w:t>
       </w:r>
-      <w:hyperlink r:id="rId57">
-        <w:r>
-          <w:rPr>
-            <w:rtl/>
-            <w:cs/>
-            <w:lang w:val="ar_AE" w:bidi="ar_AE"/>
-          </w:rPr>
-          <w:rPr>
-            <w:color w:val="0000EE"/>
-            <w:u w:val="single"/>
-          </w:rPr>
-          <w:t>13:22</w:t>
-        </w:r>
-      </w:hyperlink>
+      <w:r>
+        <w:rPr>
+          <w:rtl/>
+          <w:cs/>
+          <w:lang w:val="ar_AE" w:bidi="ar_AE"/>
+        </w:rPr>
+        <w:t>13:22</w:t>
+      </w:r>
       <w:r>
         <w:rPr>
           <w:rtl/>
@@ -1766,20 +1454,14 @@
         </w:rPr>
         <w:t>). وفَّرت الصلاة القوة لتحقيق إرادة الله. كرَّر نحميا ست مرات عبارة يطلب فيها من الرب أن "يذكر" إما يذكره هو أو خصومه (</w:t>
       </w:r>
-      <w:hyperlink r:id="rId55">
-        <w:r>
-          <w:rPr>
-            <w:rtl/>
-            <w:cs/>
-            <w:lang w:val="ar_AE" w:bidi="ar_AE"/>
-          </w:rPr>
-          <w:rPr>
-            <w:color w:val="0000EE"/>
-            <w:u w:val="single"/>
-          </w:rPr>
-          <w:t>5:19؛</w:t>
-        </w:r>
-      </w:hyperlink>
+      <w:r>
+        <w:rPr>
+          <w:rtl/>
+          <w:cs/>
+          <w:lang w:val="ar_AE" w:bidi="ar_AE"/>
+        </w:rPr>
+        <w:t>5:19؛</w:t>
+      </w:r>
       <w:r>
         <w:rPr>
           <w:rtl/>
@@ -1788,20 +1470,14 @@
         </w:rPr>
         <w:t xml:space="preserve"> </w:t>
       </w:r>
-      <w:hyperlink r:id="rId54">
-        <w:r>
-          <w:rPr>
-            <w:rtl/>
-            <w:cs/>
-            <w:lang w:val="ar_AE" w:bidi="ar_AE"/>
-          </w:rPr>
-          <w:rPr>
-            <w:color w:val="0000EE"/>
-            <w:u w:val="single"/>
-          </w:rPr>
-          <w:t>6:14؛</w:t>
-        </w:r>
-      </w:hyperlink>
+      <w:r>
+        <w:rPr>
+          <w:rtl/>
+          <w:cs/>
+          <w:lang w:val="ar_AE" w:bidi="ar_AE"/>
+        </w:rPr>
+        <w:t>6:14؛</w:t>
+      </w:r>
       <w:r>
         <w:rPr>
           <w:rtl/>
@@ -1810,20 +1486,14 @@
         </w:rPr>
         <w:t xml:space="preserve"> </w:t>
       </w:r>
-      <w:hyperlink r:id="rId56">
-        <w:r>
-          <w:rPr>
-            <w:rtl/>
-            <w:cs/>
-            <w:lang w:val="ar_AE" w:bidi="ar_AE"/>
-          </w:rPr>
-          <w:rPr>
-            <w:color w:val="0000EE"/>
-            <w:u w:val="single"/>
-          </w:rPr>
-          <w:t>13:14،</w:t>
-        </w:r>
-      </w:hyperlink>
+      <w:r>
+        <w:rPr>
+          <w:rtl/>
+          <w:cs/>
+          <w:lang w:val="ar_AE" w:bidi="ar_AE"/>
+        </w:rPr>
+        <w:t>13:14،</w:t>
+      </w:r>
       <w:r>
         <w:rPr>
           <w:rtl/>
@@ -1832,20 +1502,14 @@
         </w:rPr>
         <w:t xml:space="preserve"> </w:t>
       </w:r>
-      <w:hyperlink r:id="rId57">
-        <w:r>
-          <w:rPr>
-            <w:rtl/>
-            <w:cs/>
-            <w:lang w:val="ar_AE" w:bidi="ar_AE"/>
-          </w:rPr>
-          <w:rPr>
-            <w:color w:val="0000EE"/>
-            <w:u w:val="single"/>
-          </w:rPr>
-          <w:t>22،</w:t>
-        </w:r>
-      </w:hyperlink>
+      <w:r>
+        <w:rPr>
+          <w:rtl/>
+          <w:cs/>
+          <w:lang w:val="ar_AE" w:bidi="ar_AE"/>
+        </w:rPr>
+        <w:t>22،</w:t>
+      </w:r>
       <w:r>
         <w:rPr>
           <w:rtl/>
@@ -1854,20 +1518,14 @@
         </w:rPr>
         <w:t xml:space="preserve"> </w:t>
       </w:r>
-      <w:hyperlink r:id="rId58">
-        <w:r>
-          <w:rPr>
-            <w:rtl/>
-            <w:cs/>
-            <w:lang w:val="ar_AE" w:bidi="ar_AE"/>
-          </w:rPr>
-          <w:rPr>
-            <w:color w:val="0000EE"/>
-            <w:u w:val="single"/>
-          </w:rPr>
-          <w:t>29،</w:t>
-        </w:r>
-      </w:hyperlink>
+      <w:r>
+        <w:rPr>
+          <w:rtl/>
+          <w:cs/>
+          <w:lang w:val="ar_AE" w:bidi="ar_AE"/>
+        </w:rPr>
+        <w:t>29،</w:t>
+      </w:r>
       <w:r>
         <w:rPr>
           <w:rtl/>
@@ -1876,20 +1534,14 @@
         </w:rPr>
         <w:t xml:space="preserve"> </w:t>
       </w:r>
-      <w:hyperlink r:id="rId59">
-        <w:r>
-          <w:rPr>
-            <w:rtl/>
-            <w:cs/>
-            <w:lang w:val="ar_AE" w:bidi="ar_AE"/>
-          </w:rPr>
-          <w:rPr>
-            <w:color w:val="0000EE"/>
-            <w:u w:val="single"/>
-          </w:rPr>
-          <w:t>31</w:t>
-        </w:r>
-      </w:hyperlink>
+      <w:r>
+        <w:rPr>
+          <w:rtl/>
+          <w:cs/>
+          <w:lang w:val="ar_AE" w:bidi="ar_AE"/>
+        </w:rPr>
+        <w:t>31</w:t>
+      </w:r>
       <w:r>
         <w:rPr>
           <w:rtl/>
@@ -1918,20 +1570,14 @@
         </w:rPr>
         <w:t>عناية الله. يُبرز سِفر نحميا تحكُّم الله بسلطانه في حياة الأفراد والأمم. الله قادر على استعادة الناس من السبي (</w:t>
       </w:r>
-      <w:hyperlink r:id="rId60">
-        <w:r>
-          <w:rPr>
-            <w:rtl/>
-            <w:cs/>
-            <w:lang w:val="ar_AE" w:bidi="ar_AE"/>
-          </w:rPr>
-          <w:rPr>
-            <w:color w:val="0000EE"/>
-            <w:u w:val="single"/>
-          </w:rPr>
-          <w:t>1:8–9</w:t>
-        </w:r>
-      </w:hyperlink>
+      <w:r>
+        <w:rPr>
+          <w:rtl/>
+          <w:cs/>
+          <w:lang w:val="ar_AE" w:bidi="ar_AE"/>
+        </w:rPr>
+        <w:t>1:8–9</w:t>
+      </w:r>
       <w:r>
         <w:rPr>
           <w:rtl/>
@@ -1940,20 +1586,14 @@
         </w:rPr>
         <w:t>) وترقية أحد خدامه ليصبح ساقي الملك ولاحقًا حاكمًا لمقاطعة (</w:t>
       </w:r>
-      <w:hyperlink r:id="rId22">
-        <w:r>
-          <w:rPr>
-            <w:rtl/>
-            <w:cs/>
-            <w:lang w:val="ar_AE" w:bidi="ar_AE"/>
-          </w:rPr>
-          <w:rPr>
-            <w:color w:val="0000EE"/>
-            <w:u w:val="single"/>
-          </w:rPr>
-          <w:t>1:11</w:t>
-        </w:r>
-      </w:hyperlink>
+      <w:r>
+        <w:rPr>
+          <w:rtl/>
+          <w:cs/>
+          <w:lang w:val="ar_AE" w:bidi="ar_AE"/>
+        </w:rPr>
+        <w:t>1:11</w:t>
+      </w:r>
       <w:r>
         <w:rPr>
           <w:rtl/>
@@ -1962,20 +1602,14 @@
         </w:rPr>
         <w:t xml:space="preserve">؛ </w:t>
       </w:r>
-      <w:hyperlink r:id="rId61">
-        <w:r>
-          <w:rPr>
-            <w:rtl/>
-            <w:cs/>
-            <w:lang w:val="ar_AE" w:bidi="ar_AE"/>
-          </w:rPr>
-          <w:rPr>
-            <w:color w:val="0000EE"/>
-            <w:u w:val="single"/>
-          </w:rPr>
-          <w:t>2:8</w:t>
-        </w:r>
-      </w:hyperlink>
+      <w:r>
+        <w:rPr>
+          <w:rtl/>
+          <w:cs/>
+          <w:lang w:val="ar_AE" w:bidi="ar_AE"/>
+        </w:rPr>
+        <w:t>2:8</w:t>
+      </w:r>
       <w:r>
         <w:rPr>
           <w:rtl/>
@@ -1984,20 +1618,14 @@
         </w:rPr>
         <w:t xml:space="preserve">، </w:t>
       </w:r>
-      <w:hyperlink r:id="rId62">
-        <w:r>
-          <w:rPr>
-            <w:rtl/>
-            <w:cs/>
-            <w:lang w:val="ar_AE" w:bidi="ar_AE"/>
-          </w:rPr>
-          <w:rPr>
-            <w:color w:val="0000EE"/>
-            <w:u w:val="single"/>
-          </w:rPr>
-          <w:t>18</w:t>
-        </w:r>
-      </w:hyperlink>
+      <w:r>
+        <w:rPr>
+          <w:rtl/>
+          <w:cs/>
+          <w:lang w:val="ar_AE" w:bidi="ar_AE"/>
+        </w:rPr>
+        <w:t>18</w:t>
+      </w:r>
       <w:r>
         <w:rPr>
           <w:rtl/>
@@ -2006,20 +1634,14 @@
         </w:rPr>
         <w:t>) ويمنح النجاح في إعادة بناء الأسوار (</w:t>
       </w:r>
-      <w:hyperlink r:id="rId63">
-        <w:r>
-          <w:rPr>
-            <w:rtl/>
-            <w:cs/>
-            <w:lang w:val="ar_AE" w:bidi="ar_AE"/>
-          </w:rPr>
-          <w:rPr>
-            <w:color w:val="0000EE"/>
-            <w:u w:val="single"/>
-          </w:rPr>
-          <w:t>2:20</w:t>
-        </w:r>
-      </w:hyperlink>
+      <w:r>
+        <w:rPr>
+          <w:rtl/>
+          <w:cs/>
+          <w:lang w:val="ar_AE" w:bidi="ar_AE"/>
+        </w:rPr>
+        <w:t>2:20</w:t>
+      </w:r>
       <w:r>
         <w:rPr>
           <w:rtl/>
@@ -2028,20 +1650,14 @@
         </w:rPr>
         <w:t xml:space="preserve">؛ </w:t>
       </w:r>
-      <w:hyperlink r:id="rId64">
-        <w:r>
-          <w:rPr>
-            <w:rtl/>
-            <w:cs/>
-            <w:lang w:val="ar_AE" w:bidi="ar_AE"/>
-          </w:rPr>
-          <w:rPr>
-            <w:color w:val="0000EE"/>
-            <w:u w:val="single"/>
-          </w:rPr>
-          <w:t>6:16</w:t>
-        </w:r>
-      </w:hyperlink>
+      <w:r>
+        <w:rPr>
+          <w:rtl/>
+          <w:cs/>
+          <w:lang w:val="ar_AE" w:bidi="ar_AE"/>
+        </w:rPr>
+        <w:t>6:16</w:t>
+      </w:r>
       <w:r>
         <w:rPr>
           <w:rtl/>
@@ -2050,20 +1666,14 @@
         </w:rPr>
         <w:t>). يحمي الله شعبه (</w:t>
       </w:r>
-      <w:hyperlink r:id="rId53">
-        <w:r>
-          <w:rPr>
-            <w:rtl/>
-            <w:cs/>
-            <w:lang w:val="ar_AE" w:bidi="ar_AE"/>
-          </w:rPr>
-          <w:rPr>
-            <w:color w:val="0000EE"/>
-            <w:u w:val="single"/>
-          </w:rPr>
-          <w:t>4:4–5</w:t>
-        </w:r>
-      </w:hyperlink>
+      <w:r>
+        <w:rPr>
+          <w:rtl/>
+          <w:cs/>
+          <w:lang w:val="ar_AE" w:bidi="ar_AE"/>
+        </w:rPr>
+        <w:t>4:4–5</w:t>
+      </w:r>
       <w:r>
         <w:rPr>
           <w:rtl/>
@@ -2072,20 +1682,14 @@
         </w:rPr>
         <w:t xml:space="preserve">، </w:t>
       </w:r>
-      <w:hyperlink r:id="rId65">
-        <w:r>
-          <w:rPr>
-            <w:rtl/>
-            <w:cs/>
-            <w:lang w:val="ar_AE" w:bidi="ar_AE"/>
-          </w:rPr>
-          <w:rPr>
-            <w:color w:val="0000EE"/>
-            <w:u w:val="single"/>
-          </w:rPr>
-          <w:t>9</w:t>
-        </w:r>
-      </w:hyperlink>
+      <w:r>
+        <w:rPr>
+          <w:rtl/>
+          <w:cs/>
+          <w:lang w:val="ar_AE" w:bidi="ar_AE"/>
+        </w:rPr>
+        <w:t>9</w:t>
+      </w:r>
       <w:r>
         <w:rPr>
           <w:rtl/>
@@ -2094,20 +1698,14 @@
         </w:rPr>
         <w:t xml:space="preserve">، </w:t>
       </w:r>
-      <w:hyperlink r:id="rId66">
-        <w:r>
-          <w:rPr>
-            <w:rtl/>
-            <w:cs/>
-            <w:lang w:val="ar_AE" w:bidi="ar_AE"/>
-          </w:rPr>
-          <w:rPr>
-            <w:color w:val="0000EE"/>
-            <w:u w:val="single"/>
-          </w:rPr>
-          <w:t>20</w:t>
-        </w:r>
-      </w:hyperlink>
+      <w:r>
+        <w:rPr>
+          <w:rtl/>
+          <w:cs/>
+          <w:lang w:val="ar_AE" w:bidi="ar_AE"/>
+        </w:rPr>
+        <w:t>20</w:t>
+      </w:r>
       <w:r>
         <w:rPr>
           <w:rtl/>
@@ -2116,20 +1714,14 @@
         </w:rPr>
         <w:t>) ويُفشِّل خطط الأشرار (</w:t>
       </w:r>
-      <w:hyperlink r:id="rId67">
-        <w:r>
-          <w:rPr>
-            <w:rtl/>
-            <w:cs/>
-            <w:lang w:val="ar_AE" w:bidi="ar_AE"/>
-          </w:rPr>
-          <w:rPr>
-            <w:color w:val="0000EE"/>
-            <w:u w:val="single"/>
-          </w:rPr>
-          <w:t>4:14–15</w:t>
-        </w:r>
-      </w:hyperlink>
+      <w:r>
+        <w:rPr>
+          <w:rtl/>
+          <w:cs/>
+          <w:lang w:val="ar_AE" w:bidi="ar_AE"/>
+        </w:rPr>
+        <w:t>4:14–15</w:t>
+      </w:r>
       <w:r>
         <w:rPr>
           <w:rtl/>
@@ -2138,20 +1730,14 @@
         </w:rPr>
         <w:t>). الله ذاته الذي خلق السماء والأرض (</w:t>
       </w:r>
-      <w:hyperlink r:id="rId68">
-        <w:r>
-          <w:rPr>
-            <w:rtl/>
-            <w:cs/>
-            <w:lang w:val="ar_AE" w:bidi="ar_AE"/>
-          </w:rPr>
-          <w:rPr>
-            <w:color w:val="0000EE"/>
-            <w:u w:val="single"/>
-          </w:rPr>
-          <w:t>9:6</w:t>
-        </w:r>
-      </w:hyperlink>
+      <w:r>
+        <w:rPr>
+          <w:rtl/>
+          <w:cs/>
+          <w:lang w:val="ar_AE" w:bidi="ar_AE"/>
+        </w:rPr>
+        <w:t>9:6</w:t>
+      </w:r>
       <w:r>
         <w:rPr>
           <w:rtl/>
@@ -2160,20 +1746,14 @@
         </w:rPr>
         <w:t>) ودعا أبرام من أور وأعطى الأرض لإسرائيل (</w:t>
       </w:r>
-      <w:hyperlink r:id="rId69">
-        <w:r>
-          <w:rPr>
-            <w:rtl/>
-            <w:cs/>
-            <w:lang w:val="ar_AE" w:bidi="ar_AE"/>
-          </w:rPr>
-          <w:rPr>
-            <w:color w:val="0000EE"/>
-            <w:u w:val="single"/>
-          </w:rPr>
-          <w:t>9:7–8</w:t>
-        </w:r>
-      </w:hyperlink>
+      <w:r>
+        <w:rPr>
+          <w:rtl/>
+          <w:cs/>
+          <w:lang w:val="ar_AE" w:bidi="ar_AE"/>
+        </w:rPr>
+        <w:t>9:7–8</w:t>
+      </w:r>
       <w:r>
         <w:rPr>
           <w:rtl/>
@@ -2202,20 +1782,14 @@
         </w:rPr>
         <w:t>التمسك بكلمة الله. تضمَّنت شريعة موسى بسلطانها تعليمات الله حول الكيفية التي ينبغي أنْ يعيش بها شعبه. أبرم الله "عهدًا من المحبة التي لا تسقط مع الذين يحبونه ويطيعون وصاياه" (</w:t>
       </w:r>
-      <w:hyperlink r:id="rId70">
-        <w:r>
-          <w:rPr>
-            <w:rtl/>
-            <w:cs/>
-            <w:lang w:val="ar_AE" w:bidi="ar_AE"/>
-          </w:rPr>
-          <w:rPr>
-            <w:color w:val="0000EE"/>
-            <w:u w:val="single"/>
-          </w:rPr>
-          <w:t>1:5</w:t>
-        </w:r>
-      </w:hyperlink>
+      <w:r>
+        <w:rPr>
+          <w:rtl/>
+          <w:cs/>
+          <w:lang w:val="ar_AE" w:bidi="ar_AE"/>
+        </w:rPr>
+        <w:t>1:5</w:t>
+      </w:r>
       <w:r>
         <w:rPr>
           <w:rtl/>
@@ -2224,20 +1798,14 @@
         </w:rPr>
         <w:t>). مع ذلك، لم يلتزم شعبه بالتعليمات التي أعطاها الله لموسى (</w:t>
       </w:r>
-      <w:hyperlink r:id="rId71">
-        <w:r>
-          <w:rPr>
-            <w:rtl/>
-            <w:cs/>
-            <w:lang w:val="ar_AE" w:bidi="ar_AE"/>
-          </w:rPr>
-          <w:rPr>
-            <w:color w:val="0000EE"/>
-            <w:u w:val="single"/>
-          </w:rPr>
-          <w:t>1:7–9</w:t>
-        </w:r>
-      </w:hyperlink>
+      <w:r>
+        <w:rPr>
+          <w:rtl/>
+          <w:cs/>
+          <w:lang w:val="ar_AE" w:bidi="ar_AE"/>
+        </w:rPr>
+        <w:t>1:7–9</w:t>
+      </w:r>
       <w:r>
         <w:rPr>
           <w:rtl/>
@@ -2246,20 +1814,14 @@
         </w:rPr>
         <w:t>)، مما جعلهم عِرضة لعقاب الله. قرأ عزرا علنًا من شريعة موسى (</w:t>
       </w:r>
-      <w:hyperlink r:id="rId72">
-        <w:r>
-          <w:rPr>
-            <w:rtl/>
-            <w:cs/>
-            <w:lang w:val="ar_AE" w:bidi="ar_AE"/>
-          </w:rPr>
-          <w:rPr>
-            <w:color w:val="0000EE"/>
-            <w:u w:val="single"/>
-          </w:rPr>
-          <w:t>8:1–3</w:t>
-        </w:r>
-      </w:hyperlink>
+      <w:r>
+        <w:rPr>
+          <w:rtl/>
+          <w:cs/>
+          <w:lang w:val="ar_AE" w:bidi="ar_AE"/>
+        </w:rPr>
+        <w:t>8:1–3</w:t>
+      </w:r>
       <w:r>
         <w:rPr>
           <w:rtl/>
@@ -2268,20 +1830,14 @@
         </w:rPr>
         <w:t>) بهدف استعادة الأمة. استجابةً لذلك، كرّس العديد من الناس أنفسهم لاتِّباع الشريعة مِن خلال الانفصال عن غير المؤمنين (</w:t>
       </w:r>
-      <w:hyperlink r:id="rId73">
-        <w:r>
-          <w:rPr>
-            <w:rtl/>
-            <w:cs/>
-            <w:lang w:val="ar_AE" w:bidi="ar_AE"/>
-          </w:rPr>
-          <w:rPr>
-            <w:color w:val="0000EE"/>
-            <w:u w:val="single"/>
-          </w:rPr>
-          <w:t>10:28</w:t>
-        </w:r>
-      </w:hyperlink>
+      <w:r>
+        <w:rPr>
+          <w:rtl/>
+          <w:cs/>
+          <w:lang w:val="ar_AE" w:bidi="ar_AE"/>
+        </w:rPr>
+        <w:t>10:28</w:t>
+      </w:r>
       <w:r>
         <w:rPr>
           <w:rtl/>
@@ -2290,20 +1846,14 @@
         </w:rPr>
         <w:t>) والحفاظ على السبت وتقديم عشورهم للاويين (</w:t>
       </w:r>
-      <w:hyperlink r:id="rId74">
-        <w:r>
-          <w:rPr>
-            <w:rtl/>
-            <w:cs/>
-            <w:lang w:val="ar_AE" w:bidi="ar_AE"/>
-          </w:rPr>
-          <w:rPr>
-            <w:color w:val="0000EE"/>
-            <w:u w:val="single"/>
-          </w:rPr>
-          <w:t>10:29–39؛</w:t>
-        </w:r>
-      </w:hyperlink>
+      <w:r>
+        <w:rPr>
+          <w:rtl/>
+          <w:cs/>
+          <w:lang w:val="ar_AE" w:bidi="ar_AE"/>
+        </w:rPr>
+        <w:t>10:29–39؛</w:t>
+      </w:r>
       <w:r>
         <w:rPr>
           <w:rtl/>
@@ -2312,20 +1862,14 @@
         </w:rPr>
         <w:t xml:space="preserve"> </w:t>
       </w:r>
-      <w:hyperlink r:id="rId75">
-        <w:r>
-          <w:rPr>
-            <w:rtl/>
-            <w:cs/>
-            <w:lang w:val="ar_AE" w:bidi="ar_AE"/>
-          </w:rPr>
-          <w:rPr>
-            <w:color w:val="0000EE"/>
-            <w:u w:val="single"/>
-          </w:rPr>
-          <w:t>12:44</w:t>
-        </w:r>
-      </w:hyperlink>
+      <w:r>
+        <w:rPr>
+          <w:rtl/>
+          <w:cs/>
+          <w:lang w:val="ar_AE" w:bidi="ar_AE"/>
+        </w:rPr>
+        <w:t>12:44</w:t>
+      </w:r>
       <w:r>
         <w:rPr>
           <w:rtl/>
@@ -2354,20 +1898,14 @@
         </w:rPr>
         <w:t>الشجاعة في مواجهة المعارضة. كان نحميا شجاعًا في التعامل مع المعارضة. عارض سنبلّط، جشم، وطوبيّا إعادة بناء أسوار أورشليم (</w:t>
       </w:r>
-      <w:hyperlink r:id="rId76">
-        <w:r>
-          <w:rPr>
-            <w:rtl/>
-            <w:cs/>
-            <w:lang w:val="ar_AE" w:bidi="ar_AE"/>
-          </w:rPr>
-          <w:rPr>
-            <w:color w:val="0000EE"/>
-            <w:u w:val="single"/>
-          </w:rPr>
-          <w:t>2:10</w:t>
-        </w:r>
-      </w:hyperlink>
+      <w:r>
+        <w:rPr>
+          <w:rtl/>
+          <w:cs/>
+          <w:lang w:val="ar_AE" w:bidi="ar_AE"/>
+        </w:rPr>
+        <w:t>2:10</w:t>
+      </w:r>
       <w:r>
         <w:rPr>
           <w:rtl/>
@@ -2376,20 +1914,14 @@
         </w:rPr>
         <w:t>) وسخروا من عمل شعب ٱلله (</w:t>
       </w:r>
-      <w:hyperlink r:id="rId77">
-        <w:r>
-          <w:rPr>
-            <w:rtl/>
-            <w:cs/>
-            <w:lang w:val="ar_AE" w:bidi="ar_AE"/>
-          </w:rPr>
-          <w:rPr>
-            <w:color w:val="0000EE"/>
-            <w:u w:val="single"/>
-          </w:rPr>
-          <w:t>2:19؛</w:t>
-        </w:r>
-      </w:hyperlink>
+      <w:r>
+        <w:rPr>
+          <w:rtl/>
+          <w:cs/>
+          <w:lang w:val="ar_AE" w:bidi="ar_AE"/>
+        </w:rPr>
+        <w:t>2:19؛</w:t>
+      </w:r>
       <w:r>
         <w:rPr>
           <w:rtl/>
@@ -2398,20 +1930,14 @@
         </w:rPr>
         <w:t xml:space="preserve"> </w:t>
       </w:r>
-      <w:hyperlink r:id="rId78">
-        <w:r>
-          <w:rPr>
-            <w:rtl/>
-            <w:cs/>
-            <w:lang w:val="ar_AE" w:bidi="ar_AE"/>
-          </w:rPr>
-          <w:rPr>
-            <w:color w:val="0000EE"/>
-            <w:u w:val="single"/>
-          </w:rPr>
-          <w:t>4:1–3</w:t>
-        </w:r>
-      </w:hyperlink>
+      <w:r>
+        <w:rPr>
+          <w:rtl/>
+          <w:cs/>
+          <w:lang w:val="ar_AE" w:bidi="ar_AE"/>
+        </w:rPr>
+        <w:t>4:1–3</w:t>
+      </w:r>
       <w:r>
         <w:rPr>
           <w:rtl/>
@@ -2420,20 +1946,14 @@
         </w:rPr>
         <w:t>). فضلًا على ذلك، تآمر العرب، العمونيون وأهل أشدود لمهاجمة البنَّائين (</w:t>
       </w:r>
-      <w:hyperlink r:id="rId79">
-        <w:r>
-          <w:rPr>
-            <w:rtl/>
-            <w:cs/>
-            <w:lang w:val="ar_AE" w:bidi="ar_AE"/>
-          </w:rPr>
-          <w:rPr>
-            <w:color w:val="0000EE"/>
-            <w:u w:val="single"/>
-          </w:rPr>
-          <w:t>4:7–9،</w:t>
-        </w:r>
-      </w:hyperlink>
+      <w:r>
+        <w:rPr>
+          <w:rtl/>
+          <w:cs/>
+          <w:lang w:val="ar_AE" w:bidi="ar_AE"/>
+        </w:rPr>
+        <w:t>4:7–9،</w:t>
+      </w:r>
       <w:r>
         <w:rPr>
           <w:rtl/>
@@ -2442,20 +1962,14 @@
         </w:rPr>
         <w:t xml:space="preserve"> </w:t>
       </w:r>
-      <w:hyperlink r:id="rId80">
-        <w:r>
-          <w:rPr>
-            <w:rtl/>
-            <w:cs/>
-            <w:lang w:val="ar_AE" w:bidi="ar_AE"/>
-          </w:rPr>
-          <w:rPr>
-            <w:color w:val="0000EE"/>
-            <w:u w:val="single"/>
-          </w:rPr>
-          <w:t>11؛</w:t>
-        </w:r>
-      </w:hyperlink>
+      <w:r>
+        <w:rPr>
+          <w:rtl/>
+          <w:cs/>
+          <w:lang w:val="ar_AE" w:bidi="ar_AE"/>
+        </w:rPr>
+        <w:t>11؛</w:t>
+      </w:r>
       <w:r>
         <w:rPr>
           <w:rtl/>
@@ -2464,20 +1978,14 @@
         </w:rPr>
         <w:t xml:space="preserve"> </w:t>
       </w:r>
-      <w:hyperlink r:id="rId26">
-        <w:r>
-          <w:rPr>
-            <w:rtl/>
-            <w:cs/>
-            <w:lang w:val="ar_AE" w:bidi="ar_AE"/>
-          </w:rPr>
-          <w:rPr>
-            <w:color w:val="0000EE"/>
-            <w:u w:val="single"/>
-          </w:rPr>
-          <w:t>6:1–14</w:t>
-        </w:r>
-      </w:hyperlink>
+      <w:r>
+        <w:rPr>
+          <w:rtl/>
+          <w:cs/>
+          <w:lang w:val="ar_AE" w:bidi="ar_AE"/>
+        </w:rPr>
+        <w:t>6:1–14</w:t>
+      </w:r>
       <w:r>
         <w:rPr>
           <w:rtl/>
@@ -2486,20 +1994,14 @@
         </w:rPr>
         <w:t>). ردَّ نحميا على هذه المعارضة بتعيين الحراس والصلاة لطلب مساعدة ٱلله (</w:t>
       </w:r>
-      <w:hyperlink r:id="rId81">
-        <w:r>
-          <w:rPr>
-            <w:rtl/>
-            <w:cs/>
-            <w:lang w:val="ar_AE" w:bidi="ar_AE"/>
-          </w:rPr>
-          <w:rPr>
-            <w:color w:val="0000EE"/>
-            <w:u w:val="single"/>
-          </w:rPr>
-          <w:t>4:6–23</w:t>
-        </w:r>
-      </w:hyperlink>
+      <w:r>
+        <w:rPr>
+          <w:rtl/>
+          <w:cs/>
+          <w:lang w:val="ar_AE" w:bidi="ar_AE"/>
+        </w:rPr>
+        <w:t>4:6–23</w:t>
+      </w:r>
       <w:r>
         <w:rPr>
           <w:rtl/>
@@ -2508,20 +2010,14 @@
         </w:rPr>
         <w:t>). كما واجه نحميا الصراع الداخلي من فصائل المجتمع الذين أساؤوا للفقراء (</w:t>
       </w:r>
-      <w:hyperlink r:id="rId82">
-        <w:r>
-          <w:rPr>
-            <w:rtl/>
-            <w:cs/>
-            <w:lang w:val="ar_AE" w:bidi="ar_AE"/>
-          </w:rPr>
-          <w:rPr>
-            <w:color w:val="0000EE"/>
-            <w:u w:val="single"/>
-          </w:rPr>
-          <w:t>5:1–13</w:t>
-        </w:r>
-      </w:hyperlink>
+      <w:r>
+        <w:rPr>
+          <w:rtl/>
+          <w:cs/>
+          <w:lang w:val="ar_AE" w:bidi="ar_AE"/>
+        </w:rPr>
+        <w:t>5:1–13</w:t>
+      </w:r>
       <w:r>
         <w:rPr>
           <w:rtl/>
@@ -2530,20 +2026,14 @@
         </w:rPr>
         <w:t>)، الذين تزوَّجوا من الأجنبيات (</w:t>
       </w:r>
-      <w:hyperlink r:id="rId83">
-        <w:r>
-          <w:rPr>
-            <w:rtl/>
-            <w:cs/>
-            <w:lang w:val="ar_AE" w:bidi="ar_AE"/>
-          </w:rPr>
-          <w:rPr>
-            <w:color w:val="0000EE"/>
-            <w:u w:val="single"/>
-          </w:rPr>
-          <w:t>9:1–2؛</w:t>
-        </w:r>
-      </w:hyperlink>
+      <w:r>
+        <w:rPr>
+          <w:rtl/>
+          <w:cs/>
+          <w:lang w:val="ar_AE" w:bidi="ar_AE"/>
+        </w:rPr>
+        <w:t>9:1–2؛</w:t>
+      </w:r>
       <w:r>
         <w:rPr>
           <w:rtl/>
@@ -2552,20 +2042,14 @@
         </w:rPr>
         <w:t xml:space="preserve"> </w:t>
       </w:r>
-      <w:hyperlink r:id="rId84">
-        <w:r>
-          <w:rPr>
-            <w:rtl/>
-            <w:cs/>
-            <w:lang w:val="ar_AE" w:bidi="ar_AE"/>
-          </w:rPr>
-          <w:rPr>
-            <w:color w:val="0000EE"/>
-            <w:u w:val="single"/>
-          </w:rPr>
-          <w:t>10:28–30؛</w:t>
-        </w:r>
-      </w:hyperlink>
+      <w:r>
+        <w:rPr>
+          <w:rtl/>
+          <w:cs/>
+          <w:lang w:val="ar_AE" w:bidi="ar_AE"/>
+        </w:rPr>
+        <w:t>10:28–30؛</w:t>
+      </w:r>
       <w:r>
         <w:rPr>
           <w:rtl/>
@@ -2574,20 +2058,14 @@
         </w:rPr>
         <w:t xml:space="preserve"> </w:t>
       </w:r>
-      <w:hyperlink r:id="rId85">
-        <w:r>
-          <w:rPr>
-            <w:rtl/>
-            <w:cs/>
-            <w:lang w:val="ar_AE" w:bidi="ar_AE"/>
-          </w:rPr>
-          <w:rPr>
-            <w:color w:val="0000EE"/>
-            <w:u w:val="single"/>
-          </w:rPr>
-          <w:t>13:23–28</w:t>
-        </w:r>
-      </w:hyperlink>
+      <w:r>
+        <w:rPr>
+          <w:rtl/>
+          <w:cs/>
+          <w:lang w:val="ar_AE" w:bidi="ar_AE"/>
+        </w:rPr>
+        <w:t>13:23–28</w:t>
+      </w:r>
       <w:r>
         <w:rPr>
           <w:rtl/>
@@ -2596,20 +2074,14 @@
         </w:rPr>
         <w:t>) والذين لم يُعشِّروا أو يحافظوا على قدسية السبت (</w:t>
       </w:r>
-      <w:hyperlink r:id="rId86">
-        <w:r>
-          <w:rPr>
-            <w:rtl/>
-            <w:cs/>
-            <w:lang w:val="ar_AE" w:bidi="ar_AE"/>
-          </w:rPr>
-          <w:rPr>
-            <w:color w:val="0000EE"/>
-            <w:u w:val="single"/>
-          </w:rPr>
-          <w:t>10:31–39؛</w:t>
-        </w:r>
-      </w:hyperlink>
+      <w:r>
+        <w:rPr>
+          <w:rtl/>
+          <w:cs/>
+          <w:lang w:val="ar_AE" w:bidi="ar_AE"/>
+        </w:rPr>
+        <w:t>10:31–39؛</w:t>
+      </w:r>
       <w:r>
         <w:rPr>
           <w:rtl/>
@@ -2618,20 +2090,14 @@
         </w:rPr>
         <w:t xml:space="preserve"> </w:t>
       </w:r>
-      <w:hyperlink r:id="rId87">
-        <w:r>
-          <w:rPr>
-            <w:rtl/>
-            <w:cs/>
-            <w:lang w:val="ar_AE" w:bidi="ar_AE"/>
-          </w:rPr>
-          <w:rPr>
-            <w:color w:val="0000EE"/>
-            <w:u w:val="single"/>
-          </w:rPr>
-          <w:t>13:10–22</w:t>
-        </w:r>
-      </w:hyperlink>
+      <w:r>
+        <w:rPr>
+          <w:rtl/>
+          <w:cs/>
+          <w:lang w:val="ar_AE" w:bidi="ar_AE"/>
+        </w:rPr>
+        <w:t>13:10–22</w:t>
+      </w:r>
       <w:r>
         <w:rPr>
           <w:rtl/>
